--- a/documents/complexes/molakhas_cplx_3as.docx
+++ b/documents/complexes/molakhas_cplx_3as.docx
@@ -11479,7 +11479,7 @@
           <w:tbl>
             <w:tblPr>
               <w:tblStyle w:val="Table"/>
-              <w:tblW w:type="auto" w:w="0"/>
+              <w:tblW w:w="5175" w:type="dxa"/>
               <w:jc w:val="center"/>
               <w:tblBorders>
                 <w:top w:val="single" w:sz="4" w:space="0" w:color="000000"/>
@@ -11489,18 +11489,18 @@
                 <w:insideH w:val="single" w:sz="4" w:space="0" w:color="000000"/>
                 <w:insideV w:val="single" w:sz="4" w:space="0" w:color="000000"/>
               </w:tblBorders>
-              <w:tblLayout w:type="autofit"/>
+              <w:tblLayout w:type="fixed"/>
               <w:tblLook w:firstRow="1" w:lastRow="0" w:firstColumn="0" w:lastColumn="0" w:noHBand="0" w:noVBand="0" w:val="0020"/>
             </w:tblPr>
             <w:tblGrid>
-              <w:gridCol w:w="990"/>
-              <w:gridCol w:w="990"/>
-              <w:gridCol w:w="990"/>
-              <w:gridCol w:w="990"/>
-              <w:gridCol w:w="990"/>
-              <w:gridCol w:w="990"/>
-              <w:gridCol w:w="990"/>
-              <w:gridCol w:w="990"/>
+              <w:gridCol w:w="825"/>
+              <w:gridCol w:w="450"/>
+              <w:gridCol w:w="525"/>
+              <w:gridCol w:w="525"/>
+              <w:gridCol w:w="675"/>
+              <w:gridCol w:w="675"/>
+              <w:gridCol w:w="825"/>
+              <w:gridCol w:w="675"/>
             </w:tblGrid>
             <w:tr>
               <w:trPr>
@@ -11508,6 +11508,7 @@
               </w:trPr>
               <w:tc>
                 <w:tcPr>
+                  <w:tcW w:w="825" w:type="dxa"/>
                   <w:shd w:val="clear" w:color="auto" w:fill="E4E7ED"/>
                 </w:tcPr>
                 <w:p>
@@ -11531,6 +11532,7 @@
               </w:tc>
               <w:tc>
                 <w:tcPr>
+                  <w:tcW w:w="450" w:type="dxa"/>
                   <w:shd w:val="clear" w:color="auto" w:fill="E4E7ED"/>
                 </w:tcPr>
                 <w:p>
@@ -11548,6 +11550,7 @@
               </w:tc>
               <w:tc>
                 <w:tcPr>
+                  <w:tcW w:w="525" w:type="dxa"/>
                   <w:shd w:val="clear" w:color="auto" w:fill="E4E7ED"/>
                 </w:tcPr>
                 <w:p>
@@ -11565,6 +11568,7 @@
               </w:tc>
               <w:tc>
                 <w:tcPr>
+                  <w:tcW w:w="525" w:type="dxa"/>
                   <w:shd w:val="clear" w:color="auto" w:fill="E4E7ED"/>
                 </w:tcPr>
                 <w:p>
@@ -11588,6 +11592,7 @@
               </w:tc>
               <w:tc>
                 <w:tcPr>
+                  <w:tcW w:w="675" w:type="dxa"/>
                   <w:shd w:val="clear" w:color="auto" w:fill="E4E7ED"/>
                 </w:tcPr>
                 <w:p>
@@ -11611,6 +11616,7 @@
               </w:tc>
               <w:tc>
                 <w:tcPr>
+                  <w:tcW w:w="675" w:type="dxa"/>
                   <w:shd w:val="clear" w:color="auto" w:fill="E4E7ED"/>
                 </w:tcPr>
                 <w:p>
@@ -11637,6 +11643,7 @@
               </w:tc>
               <w:tc>
                 <w:tcPr>
+                  <w:tcW w:w="825" w:type="dxa"/>
                   <w:shd w:val="clear" w:color="auto" w:fill="E4E7ED"/>
                 </w:tcPr>
                 <w:p>
@@ -11674,6 +11681,7 @@
               </w:tc>
               <w:tc>
                 <w:tcPr>
+                  <w:tcW w:w="675" w:type="dxa"/>
                   <w:shd w:val="clear" w:color="auto" w:fill="E4E7ED"/>
                 </w:tcPr>
                 <w:p>
@@ -11709,7 +11717,9 @@
             </w:tr>
             <w:tr>
               <w:tc>
-                <w:tcPr/>
+                <w:tcPr>
+                  <w:tcW w:w="825" w:type="dxa"/>
+                </w:tcPr>
                 <w:p>
                   <w:pPr>
                     <w:pStyle w:val="Compact"/>
@@ -11734,7 +11744,9 @@
                 </w:p>
               </w:tc>
               <w:tc>
-                <w:tcPr/>
+                <w:tcPr>
+                  <w:tcW w:w="450" w:type="dxa"/>
+                </w:tcPr>
                 <w:p>
                   <w:pPr>
                     <w:pStyle w:val="Compact"/>
@@ -11749,7 +11761,9 @@
                 </w:p>
               </w:tc>
               <w:tc>
-                <w:tcPr/>
+                <w:tcPr>
+                  <w:tcW w:w="525" w:type="dxa"/>
+                </w:tcPr>
                 <w:p>
                   <w:pPr>
                     <w:pStyle w:val="Compact"/>
@@ -11764,7 +11778,9 @@
                 </w:p>
               </w:tc>
               <w:tc>
-                <w:tcPr/>
+                <w:tcPr>
+                  <w:tcW w:w="525" w:type="dxa"/>
+                </w:tcPr>
                 <w:p>
                   <w:pPr>
                     <w:pStyle w:val="Compact"/>
@@ -11779,7 +11795,9 @@
                 </w:p>
               </w:tc>
               <w:tc>
-                <w:tcPr/>
+                <w:tcPr>
+                  <w:tcW w:w="675" w:type="dxa"/>
+                </w:tcPr>
                 <w:p>
                   <w:pPr>
                     <w:pStyle w:val="Compact"/>
@@ -11794,7 +11812,9 @@
                 </w:p>
               </w:tc>
               <w:tc>
-                <w:tcPr/>
+                <w:tcPr>
+                  <w:tcW w:w="675" w:type="dxa"/>
+                </w:tcPr>
                 <w:p>
                   <w:pPr>
                     <w:pStyle w:val="Compact"/>
@@ -11817,7 +11837,9 @@
                 </w:p>
               </w:tc>
               <w:tc>
-                <w:tcPr/>
+                <w:tcPr>
+                  <w:tcW w:w="825" w:type="dxa"/>
+                </w:tcPr>
                 <w:p>
                   <w:pPr>
                     <w:pStyle w:val="Compact"/>
@@ -11832,7 +11854,9 @@
                 </w:p>
               </w:tc>
               <w:tc>
-                <w:tcPr/>
+                <w:tcPr>
+                  <w:tcW w:w="675" w:type="dxa"/>
+                </w:tcPr>
                 <w:p>
                   <w:pPr>
                     <w:pStyle w:val="Compact"/>
@@ -11849,7 +11873,9 @@
             </w:tr>
             <w:tr>
               <w:tc>
-                <w:tcPr/>
+                <w:tcPr>
+                  <w:tcW w:w="825" w:type="dxa"/>
+                </w:tcPr>
                 <w:p>
                   <w:pPr>
                     <w:pStyle w:val="Compact"/>
@@ -11870,7 +11896,9 @@
                 </w:p>
               </w:tc>
               <w:tc>
-                <w:tcPr/>
+                <w:tcPr>
+                  <w:tcW w:w="450" w:type="dxa"/>
+                </w:tcPr>
                 <w:p>
                   <w:pPr>
                     <w:pStyle w:val="Compact"/>
@@ -11885,7 +11913,9 @@
                 </w:p>
               </w:tc>
               <w:tc>
-                <w:tcPr/>
+                <w:tcPr>
+                  <w:tcW w:w="525" w:type="dxa"/>
+                </w:tcPr>
                 <w:p>
                   <w:pPr>
                     <w:pStyle w:val="Compact"/>
@@ -11912,7 +11942,9 @@
                 </w:p>
               </w:tc>
               <w:tc>
-                <w:tcPr/>
+                <w:tcPr>
+                  <w:tcW w:w="525" w:type="dxa"/>
+                </w:tcPr>
                 <w:p>
                   <w:pPr>
                     <w:pStyle w:val="Compact"/>
@@ -11927,7 +11959,9 @@
                 </w:p>
               </w:tc>
               <w:tc>
-                <w:tcPr/>
+                <w:tcPr>
+                  <w:tcW w:w="675" w:type="dxa"/>
+                </w:tcPr>
                 <w:p>
                   <w:pPr>
                     <w:pStyle w:val="Compact"/>
@@ -11960,7 +11994,9 @@
                 </w:p>
               </w:tc>
               <w:tc>
-                <w:tcPr/>
+                <w:tcPr>
+                  <w:tcW w:w="675" w:type="dxa"/>
+                </w:tcPr>
                 <w:p>
                   <w:pPr>
                     <w:pStyle w:val="Compact"/>
@@ -11987,7 +12023,9 @@
                 </w:p>
               </w:tc>
               <w:tc>
-                <w:tcPr/>
+                <w:tcPr>
+                  <w:tcW w:w="825" w:type="dxa"/>
+                </w:tcPr>
                 <w:p>
                   <w:pPr>
                     <w:pStyle w:val="Compact"/>
@@ -12014,7 +12052,9 @@
                 </w:p>
               </w:tc>
               <w:tc>
-                <w:tcPr/>
+                <w:tcPr>
+                  <w:tcW w:w="675" w:type="dxa"/>
+                </w:tcPr>
                 <w:p>
                   <w:pPr>
                     <w:pStyle w:val="Compact"/>
@@ -13435,7 +13475,7 @@
           <w:tbl>
             <w:tblPr>
               <w:tblStyle w:val="Table"/>
-              <w:tblW w:type="auto" w:w="0"/>
+              <w:tblW w:w="3375" w:type="dxa"/>
               <w:jc w:val="center"/>
               <w:tblBorders>
                 <w:top w:val="single" w:sz="4" w:space="0" w:color="000000"/>
@@ -13445,16 +13485,16 @@
                 <w:insideH w:val="single" w:sz="4" w:space="0" w:color="000000"/>
                 <w:insideV w:val="single" w:sz="4" w:space="0" w:color="000000"/>
               </w:tblBorders>
-              <w:tblLayout w:type="autofit"/>
+              <w:tblLayout w:type="fixed"/>
               <w:tblLook w:firstRow="1" w:lastRow="0" w:firstColumn="0" w:lastColumn="0" w:noHBand="0" w:noVBand="0" w:val="0020"/>
             </w:tblPr>
             <w:tblGrid>
-              <w:gridCol w:w="1320"/>
-              <w:gridCol w:w="1320"/>
-              <w:gridCol w:w="1320"/>
-              <w:gridCol w:w="1320"/>
-              <w:gridCol w:w="1320"/>
-              <w:gridCol w:w="1320"/>
+              <w:gridCol w:w="825"/>
+              <w:gridCol w:w="450"/>
+              <w:gridCol w:w="525"/>
+              <w:gridCol w:w="525"/>
+              <w:gridCol w:w="525"/>
+              <w:gridCol w:w="525"/>
             </w:tblGrid>
             <w:tr>
               <w:trPr>
@@ -13462,6 +13502,7 @@
               </w:trPr>
               <w:tc>
                 <w:tcPr>
+                  <w:tcW w:w="825" w:type="dxa"/>
                   <w:shd w:val="clear" w:color="auto" w:fill="E4E7ED"/>
                 </w:tcPr>
                 <w:p>
@@ -13485,6 +13526,7 @@
               </w:tc>
               <w:tc>
                 <w:tcPr>
+                  <w:tcW w:w="450" w:type="dxa"/>
                   <w:shd w:val="clear" w:color="auto" w:fill="E4E7ED"/>
                 </w:tcPr>
                 <w:p>
@@ -13502,6 +13544,7 @@
               </w:tc>
               <w:tc>
                 <w:tcPr>
+                  <w:tcW w:w="525" w:type="dxa"/>
                   <w:shd w:val="clear" w:color="auto" w:fill="E4E7ED"/>
                 </w:tcPr>
                 <w:p>
@@ -13531,6 +13574,7 @@
               </w:tc>
               <w:tc>
                 <w:tcPr>
+                  <w:tcW w:w="525" w:type="dxa"/>
                   <w:shd w:val="clear" w:color="auto" w:fill="E4E7ED"/>
                 </w:tcPr>
                 <w:p>
@@ -13560,6 +13604,7 @@
               </w:tc>
               <w:tc>
                 <w:tcPr>
+                  <w:tcW w:w="525" w:type="dxa"/>
                   <w:shd w:val="clear" w:color="auto" w:fill="E4E7ED"/>
                 </w:tcPr>
                 <w:p>
@@ -13589,6 +13634,7 @@
               </w:tc>
               <w:tc>
                 <w:tcPr>
+                  <w:tcW w:w="525" w:type="dxa"/>
                   <w:shd w:val="clear" w:color="auto" w:fill="E4E7ED"/>
                 </w:tcPr>
                 <w:p>
@@ -13619,7 +13665,9 @@
             </w:tr>
             <w:tr>
               <w:tc>
-                <w:tcPr/>
+                <w:tcPr>
+                  <w:tcW w:w="825" w:type="dxa"/>
+                </w:tcPr>
                 <w:p>
                   <w:pPr>
                     <w:pStyle w:val="Compact"/>
@@ -13640,7 +13688,9 @@
                 </w:p>
               </w:tc>
               <w:tc>
-                <w:tcPr/>
+                <w:tcPr>
+                  <w:tcW w:w="450" w:type="dxa"/>
+                </w:tcPr>
                 <w:p>
                   <w:pPr>
                     <w:pStyle w:val="Compact"/>
@@ -13655,7 +13705,9 @@
                 </w:p>
               </w:tc>
               <w:tc>
-                <w:tcPr/>
+                <w:tcPr>
+                  <w:tcW w:w="525" w:type="dxa"/>
+                </w:tcPr>
                 <w:p>
                   <w:pPr>
                     <w:pStyle w:val="Compact"/>
@@ -13690,7 +13742,9 @@
                 </w:p>
               </w:tc>
               <w:tc>
-                <w:tcPr/>
+                <w:tcPr>
+                  <w:tcW w:w="525" w:type="dxa"/>
+                </w:tcPr>
                 <w:p>
                   <w:pPr>
                     <w:pStyle w:val="Compact"/>
@@ -13725,7 +13779,9 @@
                 </w:p>
               </w:tc>
               <w:tc>
-                <w:tcPr/>
+                <w:tcPr>
+                  <w:tcW w:w="525" w:type="dxa"/>
+                </w:tcPr>
                 <w:p>
                   <w:pPr>
                     <w:pStyle w:val="Compact"/>
@@ -13752,7 +13808,9 @@
                 </w:p>
               </w:tc>
               <w:tc>
-                <w:tcPr/>
+                <w:tcPr>
+                  <w:tcW w:w="525" w:type="dxa"/>
+                </w:tcPr>
                 <w:p>
                   <w:pPr>
                     <w:pStyle w:val="Compact"/>
@@ -13769,7 +13827,9 @@
             </w:tr>
             <w:tr>
               <w:tc>
-                <w:tcPr/>
+                <w:tcPr>
+                  <w:tcW w:w="825" w:type="dxa"/>
+                </w:tcPr>
                 <w:p>
                   <w:pPr>
                     <w:pStyle w:val="Compact"/>
@@ -13790,7 +13850,9 @@
                 </w:p>
               </w:tc>
               <w:tc>
-                <w:tcPr/>
+                <w:tcPr>
+                  <w:tcW w:w="450" w:type="dxa"/>
+                </w:tcPr>
                 <w:p>
                   <w:pPr>
                     <w:pStyle w:val="Compact"/>
@@ -13805,7 +13867,9 @@
                 </w:p>
               </w:tc>
               <w:tc>
-                <w:tcPr/>
+                <w:tcPr>
+                  <w:tcW w:w="525" w:type="dxa"/>
+                </w:tcPr>
                 <w:p>
                   <w:pPr>
                     <w:pStyle w:val="Compact"/>
@@ -13832,7 +13896,9 @@
                 </w:p>
               </w:tc>
               <w:tc>
-                <w:tcPr/>
+                <w:tcPr>
+                  <w:tcW w:w="525" w:type="dxa"/>
+                </w:tcPr>
                 <w:p>
                   <w:pPr>
                     <w:pStyle w:val="Compact"/>
@@ -13867,7 +13933,9 @@
                 </w:p>
               </w:tc>
               <w:tc>
-                <w:tcPr/>
+                <w:tcPr>
+                  <w:tcW w:w="525" w:type="dxa"/>
+                </w:tcPr>
                 <w:p>
                   <w:pPr>
                     <w:pStyle w:val="Compact"/>
@@ -13902,7 +13970,9 @@
                 </w:p>
               </w:tc>
               <w:tc>
-                <w:tcPr/>
+                <w:tcPr>
+                  <w:tcW w:w="525" w:type="dxa"/>
+                </w:tcPr>
                 <w:p>
                   <w:pPr>
                     <w:pStyle w:val="Compact"/>

--- a/documents/complexes/molakhas_cplx_3as.docx
+++ b/documents/complexes/molakhas_cplx_3as.docx
@@ -43486,7 +43486,7 @@
               <w:t xml:space="preserve"> </w:t>
             </w:r>
             <m:oMath>
-              <m:sSub>
+              <m:limLow>
                 <m:e>
                   <m:r>
                     <m:rPr>
@@ -43495,7 +43495,7 @@
                     <m:t>lim</m:t>
                   </m:r>
                 </m:e>
-                <m:sub>
+                <m:lim>
                   <m:r>
                     <m:t>n</m:t>
                   </m:r>
@@ -43517,8 +43517,8 @@
                     </m:rPr>
                     <m:t>∞</m:t>
                   </m:r>
-                </m:sub>
-              </m:sSub>
+                </m:lim>
+              </m:limLow>
               <m:r>
                 <m:t>O</m:t>
               </m:r>

--- a/documents/complexes/molakhas_cplx_3as.docx
+++ b/documents/complexes/molakhas_cplx_3as.docx
@@ -79,6 +79,7 @@
     <w:p>
       <w:pPr>
         <w:bidi/>
+        <w:spacing w:before="120"/>
       </w:pPr>
     </w:p>
     <w:tbl>
@@ -11479,7 +11480,7 @@
           <w:tbl>
             <w:tblPr>
               <w:tblStyle w:val="Table"/>
-              <w:tblW w:w="5175" w:type="dxa"/>
+              <w:tblW w:w="8955" w:type="dxa"/>
               <w:jc w:val="center"/>
               <w:tblBorders>
                 <w:top w:val="single" w:sz="4" w:space="0" w:color="000000"/>
@@ -11493,14 +11494,14 @@
               <w:tblLook w:firstRow="1" w:lastRow="0" w:firstColumn="0" w:lastColumn="0" w:noHBand="0" w:noVBand="0" w:val="0020"/>
             </w:tblPr>
             <w:tblGrid>
-              <w:gridCol w:w="825"/>
-              <w:gridCol w:w="450"/>
-              <w:gridCol w:w="525"/>
-              <w:gridCol w:w="525"/>
-              <w:gridCol w:w="675"/>
-              <w:gridCol w:w="675"/>
-              <w:gridCol w:w="825"/>
-              <w:gridCol w:w="675"/>
+              <w:gridCol w:w="1345"/>
+              <w:gridCol w:w="870"/>
+              <w:gridCol w:w="965"/>
+              <w:gridCol w:w="965"/>
+              <w:gridCol w:w="1155"/>
+              <w:gridCol w:w="1155"/>
+              <w:gridCol w:w="1345"/>
+              <w:gridCol w:w="1155"/>
             </w:tblGrid>
             <w:tr>
               <w:trPr>
@@ -11508,7 +11509,7 @@
               </w:trPr>
               <w:tc>
                 <w:tcPr>
-                  <w:tcW w:w="825" w:type="dxa"/>
+                  <w:tcW w:w="1345" w:type="dxa"/>
                   <w:shd w:val="clear" w:color="auto" w:fill="E4E7ED"/>
                 </w:tcPr>
                 <w:p>
@@ -11532,7 +11533,7 @@
               </w:tc>
               <w:tc>
                 <w:tcPr>
-                  <w:tcW w:w="450" w:type="dxa"/>
+                  <w:tcW w:w="870" w:type="dxa"/>
                   <w:shd w:val="clear" w:color="auto" w:fill="E4E7ED"/>
                 </w:tcPr>
                 <w:p>
@@ -11550,7 +11551,7 @@
               </w:tc>
               <w:tc>
                 <w:tcPr>
-                  <w:tcW w:w="525" w:type="dxa"/>
+                  <w:tcW w:w="965" w:type="dxa"/>
                   <w:shd w:val="clear" w:color="auto" w:fill="E4E7ED"/>
                 </w:tcPr>
                 <w:p>
@@ -11568,7 +11569,7 @@
               </w:tc>
               <w:tc>
                 <w:tcPr>
-                  <w:tcW w:w="525" w:type="dxa"/>
+                  <w:tcW w:w="965" w:type="dxa"/>
                   <w:shd w:val="clear" w:color="auto" w:fill="E4E7ED"/>
                 </w:tcPr>
                 <w:p>
@@ -11592,7 +11593,7 @@
               </w:tc>
               <w:tc>
                 <w:tcPr>
-                  <w:tcW w:w="675" w:type="dxa"/>
+                  <w:tcW w:w="1155" w:type="dxa"/>
                   <w:shd w:val="clear" w:color="auto" w:fill="E4E7ED"/>
                 </w:tcPr>
                 <w:p>
@@ -11616,7 +11617,7 @@
               </w:tc>
               <w:tc>
                 <w:tcPr>
-                  <w:tcW w:w="675" w:type="dxa"/>
+                  <w:tcW w:w="1155" w:type="dxa"/>
                   <w:shd w:val="clear" w:color="auto" w:fill="E4E7ED"/>
                 </w:tcPr>
                 <w:p>
@@ -11643,7 +11644,7 @@
               </w:tc>
               <w:tc>
                 <w:tcPr>
-                  <w:tcW w:w="825" w:type="dxa"/>
+                  <w:tcW w:w="1345" w:type="dxa"/>
                   <w:shd w:val="clear" w:color="auto" w:fill="E4E7ED"/>
                 </w:tcPr>
                 <w:p>
@@ -11681,7 +11682,7 @@
               </w:tc>
               <w:tc>
                 <w:tcPr>
-                  <w:tcW w:w="675" w:type="dxa"/>
+                  <w:tcW w:w="1155" w:type="dxa"/>
                   <w:shd w:val="clear" w:color="auto" w:fill="E4E7ED"/>
                 </w:tcPr>
                 <w:p>
@@ -11718,7 +11719,7 @@
             <w:tr>
               <w:tc>
                 <w:tcPr>
-                  <w:tcW w:w="825" w:type="dxa"/>
+                  <w:tcW w:w="1345" w:type="dxa"/>
                 </w:tcPr>
                 <w:p>
                   <w:pPr>
@@ -11745,7 +11746,7 @@
               </w:tc>
               <w:tc>
                 <w:tcPr>
-                  <w:tcW w:w="450" w:type="dxa"/>
+                  <w:tcW w:w="870" w:type="dxa"/>
                 </w:tcPr>
                 <w:p>
                   <w:pPr>
@@ -11762,7 +11763,7 @@
               </w:tc>
               <w:tc>
                 <w:tcPr>
-                  <w:tcW w:w="525" w:type="dxa"/>
+                  <w:tcW w:w="965" w:type="dxa"/>
                 </w:tcPr>
                 <w:p>
                   <w:pPr>
@@ -11779,7 +11780,7 @@
               </w:tc>
               <w:tc>
                 <w:tcPr>
-                  <w:tcW w:w="525" w:type="dxa"/>
+                  <w:tcW w:w="965" w:type="dxa"/>
                 </w:tcPr>
                 <w:p>
                   <w:pPr>
@@ -11796,7 +11797,7 @@
               </w:tc>
               <w:tc>
                 <w:tcPr>
-                  <w:tcW w:w="675" w:type="dxa"/>
+                  <w:tcW w:w="1155" w:type="dxa"/>
                 </w:tcPr>
                 <w:p>
                   <w:pPr>
@@ -11813,7 +11814,7 @@
               </w:tc>
               <w:tc>
                 <w:tcPr>
-                  <w:tcW w:w="675" w:type="dxa"/>
+                  <w:tcW w:w="1155" w:type="dxa"/>
                 </w:tcPr>
                 <w:p>
                   <w:pPr>
@@ -11838,7 +11839,7 @@
               </w:tc>
               <w:tc>
                 <w:tcPr>
-                  <w:tcW w:w="825" w:type="dxa"/>
+                  <w:tcW w:w="1345" w:type="dxa"/>
                 </w:tcPr>
                 <w:p>
                   <w:pPr>
@@ -11855,7 +11856,7 @@
               </w:tc>
               <w:tc>
                 <w:tcPr>
-                  <w:tcW w:w="675" w:type="dxa"/>
+                  <w:tcW w:w="1155" w:type="dxa"/>
                 </w:tcPr>
                 <w:p>
                   <w:pPr>
@@ -11874,7 +11875,7 @@
             <w:tr>
               <w:tc>
                 <w:tcPr>
-                  <w:tcW w:w="825" w:type="dxa"/>
+                  <w:tcW w:w="1345" w:type="dxa"/>
                 </w:tcPr>
                 <w:p>
                   <w:pPr>
@@ -11897,7 +11898,7 @@
               </w:tc>
               <w:tc>
                 <w:tcPr>
-                  <w:tcW w:w="450" w:type="dxa"/>
+                  <w:tcW w:w="870" w:type="dxa"/>
                 </w:tcPr>
                 <w:p>
                   <w:pPr>
@@ -11914,7 +11915,7 @@
               </w:tc>
               <w:tc>
                 <w:tcPr>
-                  <w:tcW w:w="525" w:type="dxa"/>
+                  <w:tcW w:w="965" w:type="dxa"/>
                 </w:tcPr>
                 <w:p>
                   <w:pPr>
@@ -11943,7 +11944,7 @@
               </w:tc>
               <w:tc>
                 <w:tcPr>
-                  <w:tcW w:w="525" w:type="dxa"/>
+                  <w:tcW w:w="965" w:type="dxa"/>
                 </w:tcPr>
                 <w:p>
                   <w:pPr>
@@ -11960,7 +11961,7 @@
               </w:tc>
               <w:tc>
                 <w:tcPr>
-                  <w:tcW w:w="675" w:type="dxa"/>
+                  <w:tcW w:w="1155" w:type="dxa"/>
                 </w:tcPr>
                 <w:p>
                   <w:pPr>
@@ -11995,7 +11996,7 @@
               </w:tc>
               <w:tc>
                 <w:tcPr>
-                  <w:tcW w:w="675" w:type="dxa"/>
+                  <w:tcW w:w="1155" w:type="dxa"/>
                 </w:tcPr>
                 <w:p>
                   <w:pPr>
@@ -12024,7 +12025,7 @@
               </w:tc>
               <w:tc>
                 <w:tcPr>
-                  <w:tcW w:w="825" w:type="dxa"/>
+                  <w:tcW w:w="1345" w:type="dxa"/>
                 </w:tcPr>
                 <w:p>
                   <w:pPr>
@@ -12053,7 +12054,7 @@
               </w:tc>
               <w:tc>
                 <w:tcPr>
-                  <w:tcW w:w="675" w:type="dxa"/>
+                  <w:tcW w:w="1155" w:type="dxa"/>
                 </w:tcPr>
                 <w:p>
                   <w:pPr>
@@ -12085,6 +12086,7 @@
           <w:p>
             <w:pPr>
               <w:bidi/>
+              <w:spacing w:before="120"/>
             </w:pPr>
             <w:r>
               <w:rPr>
@@ -13475,7 +13477,7 @@
           <w:tbl>
             <w:tblPr>
               <w:tblStyle w:val="Table"/>
-              <w:tblW w:w="3375" w:type="dxa"/>
+              <w:tblW w:w="6075" w:type="dxa"/>
               <w:jc w:val="center"/>
               <w:tblBorders>
                 <w:top w:val="single" w:sz="4" w:space="0" w:color="000000"/>
@@ -13489,12 +13491,12 @@
               <w:tblLook w:firstRow="1" w:lastRow="0" w:firstColumn="0" w:lastColumn="0" w:noHBand="0" w:noVBand="0" w:val="0020"/>
             </w:tblPr>
             <w:tblGrid>
-              <w:gridCol w:w="825"/>
-              <w:gridCol w:w="450"/>
-              <w:gridCol w:w="525"/>
-              <w:gridCol w:w="525"/>
-              <w:gridCol w:w="525"/>
-              <w:gridCol w:w="525"/>
+              <w:gridCol w:w="1345"/>
+              <w:gridCol w:w="870"/>
+              <w:gridCol w:w="965"/>
+              <w:gridCol w:w="965"/>
+              <w:gridCol w:w="965"/>
+              <w:gridCol w:w="965"/>
             </w:tblGrid>
             <w:tr>
               <w:trPr>
@@ -13502,7 +13504,7 @@
               </w:trPr>
               <w:tc>
                 <w:tcPr>
-                  <w:tcW w:w="825" w:type="dxa"/>
+                  <w:tcW w:w="1345" w:type="dxa"/>
                   <w:shd w:val="clear" w:color="auto" w:fill="E4E7ED"/>
                 </w:tcPr>
                 <w:p>
@@ -13526,7 +13528,7 @@
               </w:tc>
               <w:tc>
                 <w:tcPr>
-                  <w:tcW w:w="450" w:type="dxa"/>
+                  <w:tcW w:w="870" w:type="dxa"/>
                   <w:shd w:val="clear" w:color="auto" w:fill="E4E7ED"/>
                 </w:tcPr>
                 <w:p>
@@ -13544,7 +13546,7 @@
               </w:tc>
               <w:tc>
                 <w:tcPr>
-                  <w:tcW w:w="525" w:type="dxa"/>
+                  <w:tcW w:w="965" w:type="dxa"/>
                   <w:shd w:val="clear" w:color="auto" w:fill="E4E7ED"/>
                 </w:tcPr>
                 <w:p>
@@ -13574,7 +13576,7 @@
               </w:tc>
               <w:tc>
                 <w:tcPr>
-                  <w:tcW w:w="525" w:type="dxa"/>
+                  <w:tcW w:w="965" w:type="dxa"/>
                   <w:shd w:val="clear" w:color="auto" w:fill="E4E7ED"/>
                 </w:tcPr>
                 <w:p>
@@ -13604,7 +13606,7 @@
               </w:tc>
               <w:tc>
                 <w:tcPr>
-                  <w:tcW w:w="525" w:type="dxa"/>
+                  <w:tcW w:w="965" w:type="dxa"/>
                   <w:shd w:val="clear" w:color="auto" w:fill="E4E7ED"/>
                 </w:tcPr>
                 <w:p>
@@ -13634,7 +13636,7 @@
               </w:tc>
               <w:tc>
                 <w:tcPr>
-                  <w:tcW w:w="525" w:type="dxa"/>
+                  <w:tcW w:w="965" w:type="dxa"/>
                   <w:shd w:val="clear" w:color="auto" w:fill="E4E7ED"/>
                 </w:tcPr>
                 <w:p>
@@ -13666,7 +13668,7 @@
             <w:tr>
               <w:tc>
                 <w:tcPr>
-                  <w:tcW w:w="825" w:type="dxa"/>
+                  <w:tcW w:w="1345" w:type="dxa"/>
                 </w:tcPr>
                 <w:p>
                   <w:pPr>
@@ -13689,7 +13691,7 @@
               </w:tc>
               <w:tc>
                 <w:tcPr>
-                  <w:tcW w:w="450" w:type="dxa"/>
+                  <w:tcW w:w="870" w:type="dxa"/>
                 </w:tcPr>
                 <w:p>
                   <w:pPr>
@@ -13706,7 +13708,7 @@
               </w:tc>
               <w:tc>
                 <w:tcPr>
-                  <w:tcW w:w="525" w:type="dxa"/>
+                  <w:tcW w:w="965" w:type="dxa"/>
                 </w:tcPr>
                 <w:p>
                   <w:pPr>
@@ -13743,7 +13745,7 @@
               </w:tc>
               <w:tc>
                 <w:tcPr>
-                  <w:tcW w:w="525" w:type="dxa"/>
+                  <w:tcW w:w="965" w:type="dxa"/>
                 </w:tcPr>
                 <w:p>
                   <w:pPr>
@@ -13780,7 +13782,7 @@
               </w:tc>
               <w:tc>
                 <w:tcPr>
-                  <w:tcW w:w="525" w:type="dxa"/>
+                  <w:tcW w:w="965" w:type="dxa"/>
                 </w:tcPr>
                 <w:p>
                   <w:pPr>
@@ -13809,7 +13811,7 @@
               </w:tc>
               <w:tc>
                 <w:tcPr>
-                  <w:tcW w:w="525" w:type="dxa"/>
+                  <w:tcW w:w="965" w:type="dxa"/>
                 </w:tcPr>
                 <w:p>
                   <w:pPr>
@@ -13828,7 +13830,7 @@
             <w:tr>
               <w:tc>
                 <w:tcPr>
-                  <w:tcW w:w="825" w:type="dxa"/>
+                  <w:tcW w:w="1345" w:type="dxa"/>
                 </w:tcPr>
                 <w:p>
                   <w:pPr>
@@ -13851,7 +13853,7 @@
               </w:tc>
               <w:tc>
                 <w:tcPr>
-                  <w:tcW w:w="450" w:type="dxa"/>
+                  <w:tcW w:w="870" w:type="dxa"/>
                 </w:tcPr>
                 <w:p>
                   <w:pPr>
@@ -13868,7 +13870,7 @@
               </w:tc>
               <w:tc>
                 <w:tcPr>
-                  <w:tcW w:w="525" w:type="dxa"/>
+                  <w:tcW w:w="965" w:type="dxa"/>
                 </w:tcPr>
                 <w:p>
                   <w:pPr>
@@ -13897,7 +13899,7 @@
               </w:tc>
               <w:tc>
                 <w:tcPr>
-                  <w:tcW w:w="525" w:type="dxa"/>
+                  <w:tcW w:w="965" w:type="dxa"/>
                 </w:tcPr>
                 <w:p>
                   <w:pPr>
@@ -13934,7 +13936,7 @@
               </w:tc>
               <w:tc>
                 <w:tcPr>
-                  <w:tcW w:w="525" w:type="dxa"/>
+                  <w:tcW w:w="965" w:type="dxa"/>
                 </w:tcPr>
                 <w:p>
                   <w:pPr>
@@ -13971,7 +13973,7 @@
               </w:tc>
               <w:tc>
                 <w:tcPr>
-                  <w:tcW w:w="525" w:type="dxa"/>
+                  <w:tcW w:w="965" w:type="dxa"/>
                 </w:tcPr>
                 <w:p>
                   <w:pPr>
@@ -13991,6 +13993,7 @@
           <w:p>
             <w:pPr>
               <w:bidi/>
+              <w:spacing w:before="120"/>
             </w:pPr>
           </w:p>
         </w:tc>
@@ -39954,6 +39957,7 @@
           <w:p>
             <w:pPr>
               <w:bidi/>
+              <w:spacing w:before="120"/>
             </w:pPr>
           </w:p>
         </w:tc>
@@ -59073,6 +59077,7 @@
           <w:p>
             <w:pPr>
               <w:bidi/>
+              <w:spacing w:before="120"/>
             </w:pPr>
           </w:p>
         </w:tc>

--- a/documents/complexes/molakhas_cplx_3as.docx
+++ b/documents/complexes/molakhas_cplx_3as.docx
@@ -283,7 +283,7 @@
               <w:rPr>
                 <w:rtl/>
               </w:rPr>
-              <w:t xml:space="preserve">: من الدرجة الأولى، الثانية بمعاملات حقيقية، الجذران التربيعيان، الثالثة بجذر معلوم.</w:t>
+              <w:t xml:space="preserve">: من الدرجة الأولى، الثانية بمعاملات حقيقية، معادلات تؤول إليها (الثالثة بجذر معلوم)، الجذران التربيعيان (علوم تجريبية).</w:t>
             </w:r>
           </w:p>
           <w:p>
@@ -372,7 +372,7 @@
               <w:rPr>
                 <w:rtl/>
               </w:rPr>
-              <w:t xml:space="preserve">: الانسحاب، التحاكي، الدوران، التشابه المباشر، تركيب التحويلات، متتاليات النقط.</w:t>
+              <w:t xml:space="preserve">: الانسحاب، التحاكي، الدوران، التشابه المباشر وتحليله القانوني، تركيب التحويلات.</w:t>
             </w:r>
           </w:p>
           <w:p>
@@ -22529,7 +22529,7 @@
       </w:pPr>
     </w:p>
     <w:bookmarkEnd w:id="29"/>
-    <w:bookmarkStart w:id="30" w:name="الجذران-التربيعيان-لعدد-مركب"/>
+    <w:bookmarkStart w:id="30" w:name="X618acca574b855b7dde9dafefa8cc6933d71f9b"/>
     <w:p>
       <w:pPr>
         <w:pStyle w:val="Heading2"/>
@@ -22552,7 +22552,7 @@
         <w:rPr>
           <w:rtl/>
         </w:rPr>
-        <w:t xml:space="preserve">الجذران التربيعيان لعدد مركب</w:t>
+        <w:t xml:space="preserve">الجذران التربيعيان لعدد مركب  (شعبة علوم تجريبية)</w:t>
       </w:r>
     </w:p>
     <w:tbl>
@@ -23881,7 +23881,7 @@
       </w:pPr>
     </w:p>
     <w:bookmarkEnd w:id="30"/>
-    <w:bookmarkStart w:id="31" w:name="معادلات-من-الدرجة-الثالثة-بجذر-معلوم"/>
+    <w:bookmarkStart w:id="31" w:name="Xe45b3b9ef58fca88faef49c8006acbed36a049f"/>
     <w:p>
       <w:pPr>
         <w:pStyle w:val="Heading2"/>
@@ -23904,7 +23904,7 @@
         <w:rPr>
           <w:rtl/>
         </w:rPr>
-        <w:t xml:space="preserve">معادلات من الدرجة الثالثة بجذر معلوم</w:t>
+        <w:t xml:space="preserve">معادلات تؤول إلى الدرجة الثانية: الدرجة الثالثة بجذر معلوم</w:t>
       </w:r>
     </w:p>
     <w:tbl>
@@ -36665,7 +36665,7 @@
       </w:r>
     </w:p>
     <w:bookmarkEnd w:id="36"/>
-    <w:bookmarkStart w:id="37" w:name="التشابه-المباشر-شعبة-رياضيات-وتقني-رياضي"/>
+    <w:bookmarkStart w:id="37" w:name="X7f18d6276678a55887c0383e80c2e9054120c43"/>
     <w:p>
       <w:pPr>
         <w:pStyle w:val="Heading2"/>
@@ -36688,7 +36688,7 @@
         <w:rPr>
           <w:rtl/>
         </w:rPr>
-        <w:t xml:space="preserve">التشابه المباشر  (شعبة رياضيات وتقني رياضي)</w:t>
+        <w:t xml:space="preserve">التشابه المباشر  (رياضيات، تقني رياضي، علوم تجريبية)</w:t>
       </w:r>
     </w:p>
     <w:tbl>
@@ -37421,6 +37421,172 @@
                 <w:rtl/>
               </w:rPr>
               <w:t xml:space="preserve">فهو انسحاب. الانسحاب والتحاكي والدوران حالات خاصة من التشابه المباشر.</w:t>
+            </w:r>
+          </w:p>
+          <w:p>
+            <w:pPr>
+              <w:numPr>
+                <w:ilvl w:val="0"/>
+                <w:numId w:val="1025"/>
+              </w:numPr>
+              <w:bidi/>
+            </w:pPr>
+            <w:r>
+              <w:rPr>
+                <w:b/>
+                <w:bCs/>
+                <w:rtl/>
+              </w:rPr>
+              <w:t xml:space="preserve">حالة خاصة – التقايسات</w:t>
+            </w:r>
+            <w:r>
+              <w:rPr>
+                <w:rtl/>
+              </w:rPr>
+              <w:t xml:space="preserve">: إذا كان</w:t>
+            </w:r>
+            <w:r>
+              <w:rPr>
+                <w:rtl/>
+              </w:rPr>
+              <w:t xml:space="preserve"> </w:t>
+            </w:r>
+            <m:oMath>
+              <m:d>
+                <m:dPr>
+                  <m:begChr m:val="|"/>
+                  <m:endChr m:val="|"/>
+                  <m:sepChr m:val=""/>
+                  <m:grow/>
+                </m:dPr>
+                <m:e>
+                  <m:r>
+                    <m:t>a</m:t>
+                  </m:r>
+                </m:e>
+              </m:d>
+              <m:r>
+                <m:rPr>
+                  <m:sty m:val="p"/>
+                </m:rPr>
+                <m:t>=</m:t>
+              </m:r>
+              <m:r>
+                <m:t>1</m:t>
+              </m:r>
+            </m:oMath>
+            <w:r>
+              <w:rPr>
+                <w:rtl/>
+              </w:rPr>
+              <w:t xml:space="preserve"> </w:t>
+            </w:r>
+            <w:r>
+              <w:rPr>
+                <w:rtl/>
+              </w:rPr>
+              <w:t xml:space="preserve">فإن</w:t>
+            </w:r>
+            <w:r>
+              <w:rPr>
+                <w:rtl/>
+              </w:rPr>
+              <w:t xml:space="preserve"> </w:t>
+            </w:r>
+            <m:oMath>
+              <m:r>
+                <m:t>S</m:t>
+              </m:r>
+            </m:oMath>
+            <w:r>
+              <w:rPr>
+                <w:rtl/>
+              </w:rPr>
+              <w:t xml:space="preserve"> </w:t>
+            </w:r>
+            <w:r>
+              <w:rPr>
+                <w:rtl/>
+              </w:rPr>
+              <w:t xml:space="preserve">يحافظ على المسافات (</w:t>
+            </w:r>
+            <m:oMath>
+              <m:r>
+                <m:t>M</m:t>
+              </m:r>
+              <m:r>
+                <m:rPr>
+                  <m:sty m:val="p"/>
+                </m:rPr>
+                <m:t>′</m:t>
+              </m:r>
+              <m:r>
+                <m:t>N</m:t>
+              </m:r>
+              <m:r>
+                <m:rPr>
+                  <m:sty m:val="p"/>
+                </m:rPr>
+                <m:t>′</m:t>
+              </m:r>
+              <m:r>
+                <m:rPr>
+                  <m:sty m:val="p"/>
+                </m:rPr>
+                <m:t>=</m:t>
+              </m:r>
+              <m:r>
+                <m:t>M</m:t>
+              </m:r>
+              <m:r>
+                <m:t>N</m:t>
+              </m:r>
+            </m:oMath>
+            <w:r>
+              <w:rPr>
+                <w:rtl/>
+              </w:rPr>
+              <w:t xml:space="preserve">): هو انسحاب (</w:t>
+            </w:r>
+            <m:oMath>
+              <m:r>
+                <m:t>a</m:t>
+              </m:r>
+              <m:r>
+                <m:rPr>
+                  <m:sty m:val="p"/>
+                </m:rPr>
+                <m:t>=</m:t>
+              </m:r>
+              <m:r>
+                <m:t>1</m:t>
+              </m:r>
+            </m:oMath>
+            <w:r>
+              <w:rPr>
+                <w:rtl/>
+              </w:rPr>
+              <w:t xml:space="preserve">) أو دوران (</w:t>
+            </w:r>
+            <m:oMath>
+              <m:r>
+                <m:t>a</m:t>
+              </m:r>
+              <m:r>
+                <m:rPr>
+                  <m:sty m:val="p"/>
+                </m:rPr>
+                <m:t>≠</m:t>
+              </m:r>
+              <m:r>
+                <m:t>1</m:t>
+              </m:r>
+            </m:oMath>
+            <w:r>
+              <w:rPr>
+                <w:rtl/>
+              </w:rPr>
+              <w:t xml:space="preserve">).</w:t>
             </w:r>
           </w:p>
         </w:tc>
@@ -37999,186 +38165,6 @@
               </w:numPr>
               <w:bidi/>
             </w:pPr>
-            <m:oMath>
-              <m:r>
-                <m:t>S</m:t>
-              </m:r>
-            </m:oMath>
-            <w:r>
-              <w:rPr>
-                <w:rtl/>
-              </w:rPr>
-              <w:t xml:space="preserve"> </w:t>
-            </w:r>
-            <w:r>
-              <w:rPr>
-                <w:rtl/>
-              </w:rPr>
-              <w:t xml:space="preserve">ذو المركز</w:t>
-            </w:r>
-            <w:r>
-              <w:rPr>
-                <w:rtl/>
-              </w:rPr>
-              <w:t xml:space="preserve"> </w:t>
-            </w:r>
-            <m:oMath>
-              <m:r>
-                <m:t>Ω</m:t>
-              </m:r>
-            </m:oMath>
-            <w:r>
-              <w:rPr>
-                <w:rtl/>
-              </w:rPr>
-              <w:t xml:space="preserve"> </w:t>
-            </w:r>
-            <w:r>
-              <w:rPr>
-                <w:rtl/>
-              </w:rPr>
-              <w:t xml:space="preserve">هو مركب الدوران</w:t>
-            </w:r>
-            <w:r>
-              <w:rPr>
-                <w:rtl/>
-              </w:rPr>
-              <w:t xml:space="preserve"> </w:t>
-            </w:r>
-            <m:oMath>
-              <m:r>
-                <m:t>r</m:t>
-              </m:r>
-              <m:d>
-                <m:dPr>
-                  <m:begChr m:val="("/>
-                  <m:endChr m:val=")"/>
-                  <m:sepChr m:val=""/>
-                  <m:grow/>
-                </m:dPr>
-                <m:e>
-                  <m:r>
-                    <m:t>Ω</m:t>
-                  </m:r>
-                  <m:r>
-                    <m:rPr>
-                      <m:sty m:val="p"/>
-                    </m:rPr>
-                    <m:t>;</m:t>
-                  </m:r>
-                  <m:r>
-                    <m:t>θ</m:t>
-                  </m:r>
-                </m:e>
-              </m:d>
-            </m:oMath>
-            <w:r>
-              <w:rPr>
-                <w:rtl/>
-              </w:rPr>
-              <w:t xml:space="preserve"> </w:t>
-            </w:r>
-            <w:r>
-              <w:rPr>
-                <w:rtl/>
-              </w:rPr>
-              <w:t xml:space="preserve">والتحاكي</w:t>
-            </w:r>
-            <w:r>
-              <w:rPr>
-                <w:rtl/>
-              </w:rPr>
-              <w:t xml:space="preserve"> </w:t>
-            </w:r>
-            <m:oMath>
-              <m:r>
-                <m:t>h</m:t>
-              </m:r>
-              <m:d>
-                <m:dPr>
-                  <m:begChr m:val="("/>
-                  <m:endChr m:val=")"/>
-                  <m:sepChr m:val=""/>
-                  <m:grow/>
-                </m:dPr>
-                <m:e>
-                  <m:r>
-                    <m:t>Ω</m:t>
-                  </m:r>
-                  <m:r>
-                    <m:rPr>
-                      <m:sty m:val="p"/>
-                    </m:rPr>
-                    <m:t>;</m:t>
-                  </m:r>
-                  <m:r>
-                    <m:t>k</m:t>
-                  </m:r>
-                </m:e>
-              </m:d>
-            </m:oMath>
-            <w:r>
-              <w:rPr>
-                <w:rtl/>
-              </w:rPr>
-              <w:t xml:space="preserve">:  </w:t>
-            </w:r>
-            <m:oMath>
-              <m:r>
-                <m:t>S</m:t>
-              </m:r>
-              <m:r>
-                <m:rPr>
-                  <m:sty m:val="p"/>
-                </m:rPr>
-                <m:t>=</m:t>
-              </m:r>
-              <m:r>
-                <m:t>h</m:t>
-              </m:r>
-              <m:r>
-                <m:rPr>
-                  <m:sty m:val="p"/>
-                </m:rPr>
-                <m:t>∘</m:t>
-              </m:r>
-              <m:r>
-                <m:t>r</m:t>
-              </m:r>
-              <m:r>
-                <m:rPr>
-                  <m:sty m:val="p"/>
-                </m:rPr>
-                <m:t>=</m:t>
-              </m:r>
-              <m:r>
-                <m:t>r</m:t>
-              </m:r>
-              <m:r>
-                <m:rPr>
-                  <m:sty m:val="p"/>
-                </m:rPr>
-                <m:t>∘</m:t>
-              </m:r>
-              <m:r>
-                <m:t>h</m:t>
-              </m:r>
-            </m:oMath>
-            <w:r>
-              <w:rPr>
-                <w:rtl/>
-              </w:rPr>
-              <w:t xml:space="preserve">.</w:t>
-            </w:r>
-          </w:p>
-          <w:p>
-            <w:pPr>
-              <w:numPr>
-                <w:ilvl w:val="0"/>
-                <w:numId w:val="1026"/>
-              </w:numPr>
-              <w:bidi/>
-            </w:pPr>
             <w:r>
               <w:rPr>
                 <w:rtl/>
@@ -39119,7 +39105,7 @@
       </w:pPr>
     </w:p>
     <w:bookmarkEnd w:id="37"/>
-    <w:bookmarkStart w:id="38" w:name="التعرف-على-تحويل-انطلاقا-من-zazb"/>
+    <w:bookmarkStart w:id="38" w:name="التحليل-القانوني-لتشابه-مباشر"/>
     <w:p>
       <w:pPr>
         <w:pStyle w:val="Heading2"/>
@@ -39131,6 +39117,2583 @@
           <w:rtl/>
         </w:rPr>
         <w:t xml:space="preserve">8.4</w:t>
+      </w:r>
+      <w:r>
+        <w:rPr>
+          <w:rtl/>
+        </w:rPr>
+        <w:tab/>
+      </w:r>
+      <w:r>
+        <w:rPr>
+          <w:rtl/>
+        </w:rPr>
+        <w:t xml:space="preserve">التحليل القانوني لتشابه مباشر</w:t>
+      </w:r>
+    </w:p>
+    <w:tbl>
+      <w:tblPr>
+        <w:tblW w:w="9864" w:type="dxa"/>
+        <w:jc w:val="center"/>
+        <w:tblBorders>
+          <w:top w:val="single" w:sz="10" w:space="0" w:color="8F1E18"/>
+          <w:left w:val="single" w:sz="10" w:space="0" w:color="8F1E18"/>
+          <w:bottom w:val="single" w:sz="10" w:space="0" w:color="8F1E18"/>
+          <w:right w:val="single" w:sz="10" w:space="0" w:color="8F1E18"/>
+          <w:insideH w:val="single" w:sz="10" w:space="0" w:color="8F1E18"/>
+        </w:tblBorders>
+        <w:tblLayout w:type="fixed"/>
+        <w:tblCellMar>
+          <w:top w:w="40" w:type="dxa"/>
+          <w:left w:w="140" w:type="dxa"/>
+          <w:bottom w:w="60" w:type="dxa"/>
+          <w:right w:w="140" w:type="dxa"/>
+        </w:tblCellMar>
+      </w:tblPr>
+      <w:tblGrid>
+        <w:gridCol w:w="9864"/>
+      </w:tblGrid>
+      <w:tr>
+        <w:trPr>
+          <w:cantSplit/>
+        </w:trPr>
+        <w:tc>
+          <w:tcPr>
+            <w:tcW w:w="9864" w:type="dxa"/>
+            <w:shd w:val="clear" w:color="auto" w:fill="8F1E18"/>
+          </w:tcPr>
+          <w:p>
+            <w:pPr>
+              <w:keepNext/>
+              <w:bidi/>
+              <w:spacing w:before="0" w:after="0"/>
+            </w:pPr>
+            <w:r>
+              <w:rPr>
+                <w:b/>
+                <w:bCs/>
+                <w:color w:val="FFFFFF"/>
+                <w:rtl/>
+              </w:rPr>
+              <w:t xml:space="preserve">التحليل القانوني</w:t>
+            </w:r>
+          </w:p>
+        </w:tc>
+      </w:tr>
+      <w:tr>
+        <w:tc>
+          <w:tcPr>
+            <w:tcW w:w="9864" w:type="dxa"/>
+            <w:shd w:val="clear" w:color="auto" w:fill="FBF4F4"/>
+          </w:tcPr>
+          <w:p>
+            <w:pPr>
+              <w:bidi/>
+            </w:pPr>
+            <m:oMath>
+              <m:r>
+                <m:t>S</m:t>
+              </m:r>
+            </m:oMath>
+            <w:r>
+              <w:rPr>
+                <w:rtl/>
+              </w:rPr>
+              <w:t xml:space="preserve"> </w:t>
+            </w:r>
+            <w:r>
+              <w:rPr>
+                <w:rtl/>
+              </w:rPr>
+              <w:t xml:space="preserve">تشابه مباشر ليس انسحابًا، مركزه</w:t>
+            </w:r>
+            <w:r>
+              <w:rPr>
+                <w:rtl/>
+              </w:rPr>
+              <w:t xml:space="preserve"> </w:t>
+            </w:r>
+            <m:oMath>
+              <m:r>
+                <m:t>Ω</m:t>
+              </m:r>
+              <m:d>
+                <m:dPr>
+                  <m:begChr m:val="("/>
+                  <m:endChr m:val=")"/>
+                  <m:sepChr m:val=""/>
+                  <m:grow/>
+                </m:dPr>
+                <m:e>
+                  <m:r>
+                    <m:t>ω</m:t>
+                  </m:r>
+                </m:e>
+              </m:d>
+            </m:oMath>
+            <w:r>
+              <w:rPr>
+                <w:rtl/>
+              </w:rPr>
+              <w:t xml:space="preserve"> </w:t>
+            </w:r>
+            <w:r>
+              <w:rPr>
+                <w:rtl/>
+              </w:rPr>
+              <w:t xml:space="preserve">، نسبته</w:t>
+            </w:r>
+            <w:r>
+              <w:rPr>
+                <w:rtl/>
+              </w:rPr>
+              <w:t xml:space="preserve"> </w:t>
+            </w:r>
+            <m:oMath>
+              <m:r>
+                <m:t>k</m:t>
+              </m:r>
+            </m:oMath>
+            <w:r>
+              <w:rPr>
+                <w:rtl/>
+              </w:rPr>
+              <w:t xml:space="preserve"> </w:t>
+            </w:r>
+            <w:r>
+              <w:rPr>
+                <w:rtl/>
+              </w:rPr>
+              <w:t xml:space="preserve">وزاويته</w:t>
+            </w:r>
+            <w:r>
+              <w:rPr>
+                <w:rtl/>
+              </w:rPr>
+              <w:t xml:space="preserve"> </w:t>
+            </w:r>
+            <m:oMath>
+              <m:r>
+                <m:t>θ</m:t>
+              </m:r>
+            </m:oMath>
+            <w:r>
+              <w:rPr>
+                <w:rtl/>
+              </w:rPr>
+              <w:t xml:space="preserve">. نسمي</w:t>
+            </w:r>
+            <w:r>
+              <w:rPr>
+                <w:rtl/>
+              </w:rPr>
+              <w:t xml:space="preserve"> </w:t>
+            </w:r>
+            <m:oMath>
+              <m:r>
+                <m:t>r</m:t>
+              </m:r>
+            </m:oMath>
+            <w:r>
+              <w:rPr>
+                <w:rtl/>
+              </w:rPr>
+              <w:t xml:space="preserve"> </w:t>
+            </w:r>
+            <w:r>
+              <w:rPr>
+                <w:rtl/>
+              </w:rPr>
+              <w:t xml:space="preserve">الدوران الذي مركزه</w:t>
+            </w:r>
+            <w:r>
+              <w:rPr>
+                <w:rtl/>
+              </w:rPr>
+              <w:t xml:space="preserve"> </w:t>
+            </w:r>
+            <m:oMath>
+              <m:r>
+                <m:t>Ω</m:t>
+              </m:r>
+            </m:oMath>
+            <w:r>
+              <w:rPr>
+                <w:rtl/>
+              </w:rPr>
+              <w:t xml:space="preserve"> </w:t>
+            </w:r>
+            <w:r>
+              <w:rPr>
+                <w:rtl/>
+              </w:rPr>
+              <w:t xml:space="preserve">وزاويته</w:t>
+            </w:r>
+            <w:r>
+              <w:rPr>
+                <w:rtl/>
+              </w:rPr>
+              <w:t xml:space="preserve"> </w:t>
+            </w:r>
+            <m:oMath>
+              <m:r>
+                <m:t>θ</m:t>
+              </m:r>
+            </m:oMath>
+            <w:r>
+              <w:rPr>
+                <w:rtl/>
+              </w:rPr>
+              <w:t xml:space="preserve"> </w:t>
+            </w:r>
+            <w:r>
+              <w:rPr>
+                <w:rtl/>
+              </w:rPr>
+              <w:t xml:space="preserve">، و</w:t>
+            </w:r>
+            <m:oMath>
+              <m:r>
+                <m:t>h</m:t>
+              </m:r>
+            </m:oMath>
+            <w:r>
+              <w:rPr>
+                <w:rtl/>
+              </w:rPr>
+              <w:t xml:space="preserve"> </w:t>
+            </w:r>
+            <w:r>
+              <w:rPr>
+                <w:rtl/>
+              </w:rPr>
+              <w:t xml:space="preserve">التحاكي الذي مركزه</w:t>
+            </w:r>
+            <w:r>
+              <w:rPr>
+                <w:rtl/>
+              </w:rPr>
+              <w:t xml:space="preserve"> </w:t>
+            </w:r>
+            <m:oMath>
+              <m:r>
+                <m:t>Ω</m:t>
+              </m:r>
+            </m:oMath>
+            <w:r>
+              <w:rPr>
+                <w:rtl/>
+              </w:rPr>
+              <w:t xml:space="preserve"> </w:t>
+            </w:r>
+            <w:r>
+              <w:rPr>
+                <w:rtl/>
+              </w:rPr>
+              <w:t xml:space="preserve">ونسبته</w:t>
+            </w:r>
+            <w:r>
+              <w:rPr>
+                <w:rtl/>
+              </w:rPr>
+              <w:t xml:space="preserve"> </w:t>
+            </w:r>
+            <m:oMath>
+              <m:r>
+                <m:t>k</m:t>
+              </m:r>
+            </m:oMath>
+            <w:r>
+              <w:rPr>
+                <w:rtl/>
+              </w:rPr>
+              <w:t xml:space="preserve">:</w:t>
+            </w:r>
+          </w:p>
+          <w:p>
+            <w:pPr>
+              <w:bidi/>
+            </w:pPr>
+            <m:oMathPara>
+              <m:oMathParaPr>
+                <m:jc m:val="center"/>
+              </m:oMathParaPr>
+              <m:oMath>
+                <m:borderBox>
+                  <m:e>
+                    <m:r>
+                      <m:t>S</m:t>
+                    </m:r>
+                    <m:r>
+                      <m:rPr>
+                        <m:sty m:val="p"/>
+                      </m:rPr>
+                      <m:t>=</m:t>
+                    </m:r>
+                    <m:r>
+                      <m:t>h</m:t>
+                    </m:r>
+                    <m:r>
+                      <m:rPr>
+                        <m:sty m:val="p"/>
+                      </m:rPr>
+                      <m:t>∘</m:t>
+                    </m:r>
+                    <m:r>
+                      <m:t>r</m:t>
+                    </m:r>
+                    <m:r>
+                      <m:rPr>
+                        <m:sty m:val="p"/>
+                      </m:rPr>
+                      <m:t>=</m:t>
+                    </m:r>
+                    <m:r>
+                      <m:t>r</m:t>
+                    </m:r>
+                    <m:r>
+                      <m:rPr>
+                        <m:sty m:val="p"/>
+                      </m:rPr>
+                      <m:t>∘</m:t>
+                    </m:r>
+                    <m:r>
+                      <m:t>h</m:t>
+                    </m:r>
+                  </m:e>
+                </m:borderBox>
+              </m:oMath>
+            </m:oMathPara>
+          </w:p>
+          <w:p>
+            <w:pPr>
+              <w:bidi/>
+            </w:pPr>
+            <w:r>
+              <w:rPr>
+                <w:rtl/>
+              </w:rPr>
+              <w:t xml:space="preserve">وهي كتابة وحيدة لـ</w:t>
+            </w:r>
+            <w:r>
+              <w:rPr>
+                <w:rtl/>
+              </w:rPr>
+              <w:t xml:space="preserve"> </w:t>
+            </w:r>
+            <m:oMath>
+              <m:r>
+                <m:t>S</m:t>
+              </m:r>
+            </m:oMath>
+            <w:r>
+              <w:rPr>
+                <w:rtl/>
+              </w:rPr>
+              <w:t xml:space="preserve"> </w:t>
+            </w:r>
+            <w:r>
+              <w:rPr>
+                <w:rtl/>
+              </w:rPr>
+              <w:t xml:space="preserve">كمركب دوران وتحاكٍ نسبته موجبة لهما نفس المركز</w:t>
+            </w:r>
+            <w:r>
+              <w:rPr>
+                <w:rtl/>
+              </w:rPr>
+              <w:t xml:space="preserve"> </w:t>
+            </w:r>
+            <m:oMath>
+              <m:r>
+                <m:t>Ω</m:t>
+              </m:r>
+            </m:oMath>
+            <w:r>
+              <w:rPr>
+                <w:rtl/>
+              </w:rPr>
+              <w:t xml:space="preserve">.  البرهان:</w:t>
+            </w:r>
+            <w:r>
+              <w:rPr>
+                <w:rtl/>
+              </w:rPr>
+              <w:t xml:space="preserve"> </w:t>
+            </w:r>
+            <m:oMath>
+              <m:r>
+                <m:t>r</m:t>
+              </m:r>
+              <m:r>
+                <m:rPr>
+                  <m:sty m:val="p"/>
+                </m:rPr>
+                <m:t>:</m:t>
+              </m:r>
+              <m:sSub>
+                <m:e>
+                  <m:r>
+                    <m:t>z</m:t>
+                  </m:r>
+                </m:e>
+                <m:sub>
+                  <m:r>
+                    <m:t>1</m:t>
+                  </m:r>
+                </m:sub>
+              </m:sSub>
+              <m:r>
+                <m:rPr>
+                  <m:sty m:val="p"/>
+                </m:rPr>
+                <m:t>−</m:t>
+              </m:r>
+              <m:r>
+                <m:t>ω</m:t>
+              </m:r>
+              <m:r>
+                <m:rPr>
+                  <m:sty m:val="p"/>
+                </m:rPr>
+                <m:t>=</m:t>
+              </m:r>
+              <m:sSup>
+                <m:e>
+                  <m:r>
+                    <m:t>e</m:t>
+                  </m:r>
+                </m:e>
+                <m:sup>
+                  <m:r>
+                    <m:t>i</m:t>
+                  </m:r>
+                  <m:r>
+                    <m:t>θ</m:t>
+                  </m:r>
+                </m:sup>
+              </m:sSup>
+              <m:d>
+                <m:dPr>
+                  <m:begChr m:val="("/>
+                  <m:endChr m:val=")"/>
+                  <m:sepChr m:val=""/>
+                  <m:grow/>
+                </m:dPr>
+                <m:e>
+                  <m:r>
+                    <m:t>z</m:t>
+                  </m:r>
+                  <m:r>
+                    <m:rPr>
+                      <m:sty m:val="p"/>
+                    </m:rPr>
+                    <m:t>−</m:t>
+                  </m:r>
+                  <m:r>
+                    <m:t>ω</m:t>
+                  </m:r>
+                </m:e>
+              </m:d>
+            </m:oMath>
+            <w:r>
+              <w:rPr>
+                <w:rtl/>
+              </w:rPr>
+              <w:t xml:space="preserve"> </w:t>
+            </w:r>
+            <w:r>
+              <w:rPr>
+                <w:rtl/>
+              </w:rPr>
+              <w:t xml:space="preserve">و</w:t>
+            </w:r>
+            <m:oMath>
+              <m:r>
+                <m:t>h</m:t>
+              </m:r>
+              <m:r>
+                <m:rPr>
+                  <m:sty m:val="p"/>
+                </m:rPr>
+                <m:t>:</m:t>
+              </m:r>
+              <m:r>
+                <m:t>z</m:t>
+              </m:r>
+              <m:r>
+                <m:rPr>
+                  <m:sty m:val="p"/>
+                </m:rPr>
+                <m:t>′</m:t>
+              </m:r>
+              <m:r>
+                <m:rPr>
+                  <m:sty m:val="p"/>
+                </m:rPr>
+                <m:t>−</m:t>
+              </m:r>
+              <m:r>
+                <m:t>ω</m:t>
+              </m:r>
+              <m:r>
+                <m:rPr>
+                  <m:sty m:val="p"/>
+                </m:rPr>
+                <m:t>=</m:t>
+              </m:r>
+              <m:r>
+                <m:t>k</m:t>
+              </m:r>
+              <m:d>
+                <m:dPr>
+                  <m:begChr m:val="("/>
+                  <m:endChr m:val=")"/>
+                  <m:sepChr m:val=""/>
+                  <m:grow/>
+                </m:dPr>
+                <m:e>
+                  <m:sSub>
+                    <m:e>
+                      <m:r>
+                        <m:t>z</m:t>
+                      </m:r>
+                    </m:e>
+                    <m:sub>
+                      <m:r>
+                        <m:t>1</m:t>
+                      </m:r>
+                    </m:sub>
+                  </m:sSub>
+                  <m:r>
+                    <m:rPr>
+                      <m:sty m:val="p"/>
+                    </m:rPr>
+                    <m:t>−</m:t>
+                  </m:r>
+                  <m:r>
+                    <m:t>ω</m:t>
+                  </m:r>
+                </m:e>
+              </m:d>
+            </m:oMath>
+            <w:r>
+              <w:rPr>
+                <w:rtl/>
+              </w:rPr>
+              <w:t xml:space="preserve"> </w:t>
+            </w:r>
+            <w:r>
+              <w:rPr>
+                <w:rtl/>
+              </w:rPr>
+              <w:t xml:space="preserve">، إذن</w:t>
+            </w:r>
+            <w:r>
+              <w:rPr>
+                <w:rtl/>
+              </w:rPr>
+              <w:t xml:space="preserve"> </w:t>
+            </w:r>
+            <m:oMath>
+              <m:r>
+                <m:t>h</m:t>
+              </m:r>
+              <m:r>
+                <m:rPr>
+                  <m:sty m:val="p"/>
+                </m:rPr>
+                <m:t>∘</m:t>
+              </m:r>
+              <m:r>
+                <m:t>r</m:t>
+              </m:r>
+              <m:r>
+                <m:rPr>
+                  <m:sty m:val="p"/>
+                </m:rPr>
+                <m:t>:</m:t>
+              </m:r>
+              <m:r>
+                <m:t>z</m:t>
+              </m:r>
+              <m:r>
+                <m:rPr>
+                  <m:sty m:val="p"/>
+                </m:rPr>
+                <m:t>′</m:t>
+              </m:r>
+              <m:r>
+                <m:rPr>
+                  <m:sty m:val="p"/>
+                </m:rPr>
+                <m:t>−</m:t>
+              </m:r>
+              <m:r>
+                <m:t>ω</m:t>
+              </m:r>
+              <m:r>
+                <m:rPr>
+                  <m:sty m:val="p"/>
+                </m:rPr>
+                <m:t>=</m:t>
+              </m:r>
+              <m:r>
+                <m:t>k</m:t>
+              </m:r>
+              <m:sSup>
+                <m:e>
+                  <m:r>
+                    <m:t>e</m:t>
+                  </m:r>
+                </m:e>
+                <m:sup>
+                  <m:r>
+                    <m:t>i</m:t>
+                  </m:r>
+                  <m:r>
+                    <m:t>θ</m:t>
+                  </m:r>
+                </m:sup>
+              </m:sSup>
+              <m:d>
+                <m:dPr>
+                  <m:begChr m:val="("/>
+                  <m:endChr m:val=")"/>
+                  <m:sepChr m:val=""/>
+                  <m:grow/>
+                </m:dPr>
+                <m:e>
+                  <m:r>
+                    <m:t>z</m:t>
+                  </m:r>
+                  <m:r>
+                    <m:rPr>
+                      <m:sty m:val="p"/>
+                    </m:rPr>
+                    <m:t>−</m:t>
+                  </m:r>
+                  <m:r>
+                    <m:t>ω</m:t>
+                  </m:r>
+                </m:e>
+              </m:d>
+            </m:oMath>
+            <w:r>
+              <w:rPr>
+                <w:rtl/>
+              </w:rPr>
+              <w:t xml:space="preserve"> </w:t>
+            </w:r>
+            <w:r>
+              <w:rPr>
+                <w:rtl/>
+              </w:rPr>
+              <w:t xml:space="preserve">، وبنفس الطريقة</w:t>
+            </w:r>
+            <w:r>
+              <w:rPr>
+                <w:rtl/>
+              </w:rPr>
+              <w:t xml:space="preserve"> </w:t>
+            </w:r>
+            <m:oMath>
+              <m:r>
+                <m:t>r</m:t>
+              </m:r>
+              <m:r>
+                <m:rPr>
+                  <m:sty m:val="p"/>
+                </m:rPr>
+                <m:t>∘</m:t>
+              </m:r>
+              <m:r>
+                <m:t>h</m:t>
+              </m:r>
+            </m:oMath>
+            <w:r>
+              <w:rPr>
+                <w:rtl/>
+              </w:rPr>
+              <w:t xml:space="preserve">.</w:t>
+            </w:r>
+          </w:p>
+          <w:p>
+            <w:pPr>
+              <w:numPr>
+                <w:ilvl w:val="0"/>
+                <w:numId w:val="1027"/>
+              </w:numPr>
+              <w:bidi/>
+            </w:pPr>
+            <m:oMath>
+              <m:r>
+                <m:t>k</m:t>
+              </m:r>
+              <m:r>
+                <m:rPr>
+                  <m:sty m:val="p"/>
+                </m:rPr>
+                <m:t>=</m:t>
+              </m:r>
+              <m:r>
+                <m:t>1</m:t>
+              </m:r>
+            </m:oMath>
+            <w:r>
+              <w:rPr>
+                <w:rtl/>
+              </w:rPr>
+              <w:t xml:space="preserve">:</w:t>
+            </w:r>
+            <w:r>
+              <w:rPr>
+                <w:rtl/>
+              </w:rPr>
+              <w:t xml:space="preserve"> </w:t>
+            </w:r>
+            <m:oMath>
+              <m:r>
+                <m:t>S</m:t>
+              </m:r>
+              <m:r>
+                <m:rPr>
+                  <m:sty m:val="p"/>
+                </m:rPr>
+                <m:t>=</m:t>
+              </m:r>
+              <m:r>
+                <m:t>r</m:t>
+              </m:r>
+            </m:oMath>
+            <w:r>
+              <w:rPr>
+                <w:rtl/>
+              </w:rPr>
+              <w:t xml:space="preserve"> </w:t>
+            </w:r>
+            <w:r>
+              <w:rPr>
+                <w:rtl/>
+              </w:rPr>
+              <w:t xml:space="preserve">(دوران) ؛  </w:t>
+            </w:r>
+            <m:oMath>
+              <m:r>
+                <m:t>θ</m:t>
+              </m:r>
+              <m:r>
+                <m:rPr>
+                  <m:sty m:val="p"/>
+                </m:rPr>
+                <m:t>=</m:t>
+              </m:r>
+              <m:r>
+                <m:t>0</m:t>
+              </m:r>
+            </m:oMath>
+            <w:r>
+              <w:rPr>
+                <w:rtl/>
+              </w:rPr>
+              <w:t xml:space="preserve">:</w:t>
+            </w:r>
+            <w:r>
+              <w:rPr>
+                <w:rtl/>
+              </w:rPr>
+              <w:t xml:space="preserve"> </w:t>
+            </w:r>
+            <m:oMath>
+              <m:r>
+                <m:t>S</m:t>
+              </m:r>
+              <m:r>
+                <m:rPr>
+                  <m:sty m:val="p"/>
+                </m:rPr>
+                <m:t>=</m:t>
+              </m:r>
+              <m:r>
+                <m:t>h</m:t>
+              </m:r>
+            </m:oMath>
+            <w:r>
+              <w:rPr>
+                <w:rtl/>
+              </w:rPr>
+              <w:t xml:space="preserve"> </w:t>
+            </w:r>
+            <w:r>
+              <w:rPr>
+                <w:rtl/>
+              </w:rPr>
+              <w:t xml:space="preserve">(تحاك) ؛  </w:t>
+            </w:r>
+            <m:oMath>
+              <m:r>
+                <m:t>θ</m:t>
+              </m:r>
+              <m:r>
+                <m:rPr>
+                  <m:sty m:val="p"/>
+                </m:rPr>
+                <m:t>=</m:t>
+              </m:r>
+              <m:r>
+                <m:t>π</m:t>
+              </m:r>
+            </m:oMath>
+            <w:r>
+              <w:rPr>
+                <w:rtl/>
+              </w:rPr>
+              <w:t xml:space="preserve">:</w:t>
+            </w:r>
+            <w:r>
+              <w:rPr>
+                <w:rtl/>
+              </w:rPr>
+              <w:t xml:space="preserve"> </w:t>
+            </w:r>
+            <m:oMath>
+              <m:r>
+                <m:t>S</m:t>
+              </m:r>
+            </m:oMath>
+            <w:r>
+              <w:rPr>
+                <w:rtl/>
+              </w:rPr>
+              <w:t xml:space="preserve"> </w:t>
+            </w:r>
+            <w:r>
+              <w:rPr>
+                <w:rtl/>
+              </w:rPr>
+              <w:t xml:space="preserve">تحاك نسبته</w:t>
+            </w:r>
+            <w:r>
+              <w:rPr>
+                <w:rtl/>
+              </w:rPr>
+              <w:t xml:space="preserve"> </w:t>
+            </w:r>
+            <m:oMath>
+              <m:r>
+                <m:rPr>
+                  <m:sty m:val="p"/>
+                </m:rPr>
+                <m:t>−</m:t>
+              </m:r>
+              <m:r>
+                <m:t>k</m:t>
+              </m:r>
+            </m:oMath>
+            <w:r>
+              <w:rPr>
+                <w:rtl/>
+              </w:rPr>
+              <w:t xml:space="preserve">.</w:t>
+            </w:r>
+          </w:p>
+          <w:p>
+            <w:pPr>
+              <w:numPr>
+                <w:ilvl w:val="0"/>
+                <w:numId w:val="1027"/>
+              </w:numPr>
+              <w:bidi/>
+            </w:pPr>
+            <w:r>
+              <w:rPr>
+                <w:b/>
+                <w:bCs/>
+                <w:rtl/>
+              </w:rPr>
+              <w:t xml:space="preserve">توظيفه</w:t>
+            </w:r>
+            <w:r>
+              <w:rPr>
+                <w:rtl/>
+              </w:rPr>
+              <w:t xml:space="preserve">: لإنشاء</w:t>
+            </w:r>
+            <w:r>
+              <w:rPr>
+                <w:rtl/>
+              </w:rPr>
+              <w:t xml:space="preserve"> </w:t>
+            </w:r>
+            <m:oMath>
+              <m:r>
+                <m:t>M</m:t>
+              </m:r>
+              <m:r>
+                <m:rPr>
+                  <m:sty m:val="p"/>
+                </m:rPr>
+                <m:t>′</m:t>
+              </m:r>
+              <m:r>
+                <m:rPr>
+                  <m:sty m:val="p"/>
+                </m:rPr>
+                <m:t>=</m:t>
+              </m:r>
+              <m:r>
+                <m:t>S</m:t>
+              </m:r>
+              <m:d>
+                <m:dPr>
+                  <m:begChr m:val="("/>
+                  <m:endChr m:val=")"/>
+                  <m:sepChr m:val=""/>
+                  <m:grow/>
+                </m:dPr>
+                <m:e>
+                  <m:r>
+                    <m:t>M</m:t>
+                  </m:r>
+                </m:e>
+              </m:d>
+            </m:oMath>
+            <w:r>
+              <w:rPr>
+                <w:rtl/>
+              </w:rPr>
+              <w:t xml:space="preserve"> </w:t>
+            </w:r>
+            <w:r>
+              <w:rPr>
+                <w:rtl/>
+              </w:rPr>
+              <w:t xml:space="preserve">ندير</w:t>
+            </w:r>
+            <w:r>
+              <w:rPr>
+                <w:rtl/>
+              </w:rPr>
+              <w:t xml:space="preserve"> </w:t>
+            </w:r>
+            <m:oMath>
+              <m:r>
+                <m:t>M</m:t>
+              </m:r>
+            </m:oMath>
+            <w:r>
+              <w:rPr>
+                <w:rtl/>
+              </w:rPr>
+              <w:t xml:space="preserve"> </w:t>
+            </w:r>
+            <w:r>
+              <w:rPr>
+                <w:rtl/>
+              </w:rPr>
+              <w:t xml:space="preserve">حول</w:t>
+            </w:r>
+            <w:r>
+              <w:rPr>
+                <w:rtl/>
+              </w:rPr>
+              <w:t xml:space="preserve"> </w:t>
+            </w:r>
+            <m:oMath>
+              <m:r>
+                <m:t>Ω</m:t>
+              </m:r>
+            </m:oMath>
+            <w:r>
+              <w:rPr>
+                <w:rtl/>
+              </w:rPr>
+              <w:t xml:space="preserve"> </w:t>
+            </w:r>
+            <w:r>
+              <w:rPr>
+                <w:rtl/>
+              </w:rPr>
+              <w:t xml:space="preserve">بزاوية</w:t>
+            </w:r>
+            <w:r>
+              <w:rPr>
+                <w:rtl/>
+              </w:rPr>
+              <w:t xml:space="preserve"> </w:t>
+            </w:r>
+            <m:oMath>
+              <m:r>
+                <m:t>θ</m:t>
+              </m:r>
+            </m:oMath>
+            <w:r>
+              <w:rPr>
+                <w:rtl/>
+              </w:rPr>
+              <w:t xml:space="preserve"> </w:t>
+            </w:r>
+            <w:r>
+              <w:rPr>
+                <w:rtl/>
+              </w:rPr>
+              <w:t xml:space="preserve">فنحصل على</w:t>
+            </w:r>
+            <w:r>
+              <w:rPr>
+                <w:rtl/>
+              </w:rPr>
+              <w:t xml:space="preserve"> </w:t>
+            </w:r>
+            <m:oMath>
+              <m:sSub>
+                <m:e>
+                  <m:r>
+                    <m:t>M</m:t>
+                  </m:r>
+                </m:e>
+                <m:sub>
+                  <m:r>
+                    <m:t>1</m:t>
+                  </m:r>
+                </m:sub>
+              </m:sSub>
+            </m:oMath>
+            <w:r>
+              <w:rPr>
+                <w:rtl/>
+              </w:rPr>
+              <w:t xml:space="preserve"> </w:t>
+            </w:r>
+            <w:r>
+              <w:rPr>
+                <w:rtl/>
+              </w:rPr>
+              <w:t xml:space="preserve">، ثم</w:t>
+            </w:r>
+            <w:r>
+              <w:rPr>
+                <w:rtl/>
+              </w:rPr>
+              <w:t xml:space="preserve"> </w:t>
+            </w:r>
+            <m:oMath>
+              <m:acc>
+                <m:accPr>
+                  <m:chr m:val="⃗"/>
+                </m:accPr>
+                <m:e>
+                  <m:r>
+                    <m:t>Ω</m:t>
+                  </m:r>
+                  <m:r>
+                    <m:t>M</m:t>
+                  </m:r>
+                  <m:r>
+                    <m:rPr>
+                      <m:sty m:val="p"/>
+                    </m:rPr>
+                    <m:t>′</m:t>
+                  </m:r>
+                </m:e>
+              </m:acc>
+              <m:r>
+                <m:rPr>
+                  <m:sty m:val="p"/>
+                </m:rPr>
+                <m:t>=</m:t>
+              </m:r>
+              <m:r>
+                <m:t>k</m:t>
+              </m:r>
+              <m:r>
+                <m:t> </m:t>
+              </m:r>
+              <m:acc>
+                <m:accPr>
+                  <m:chr m:val="⃗"/>
+                </m:accPr>
+                <m:e>
+                  <m:r>
+                    <m:t>Ω</m:t>
+                  </m:r>
+                  <m:sSub>
+                    <m:e>
+                      <m:r>
+                        <m:t>M</m:t>
+                      </m:r>
+                    </m:e>
+                    <m:sub>
+                      <m:r>
+                        <m:t>1</m:t>
+                      </m:r>
+                    </m:sub>
+                  </m:sSub>
+                </m:e>
+              </m:acc>
+            </m:oMath>
+            <w:r>
+              <w:rPr>
+                <w:rtl/>
+              </w:rPr>
+              <w:t xml:space="preserve">.</w:t>
+            </w:r>
+          </w:p>
+        </w:tc>
+      </w:tr>
+    </w:tbl>
+    <w:p>
+      <w:pPr>
+        <w:bidi/>
+        <w:spacing w:before="0" w:after="0"/>
+      </w:pPr>
+    </w:p>
+    <w:tbl>
+      <w:tblPr>
+        <w:tblW w:w="9864" w:type="dxa"/>
+        <w:jc w:val="center"/>
+        <w:tblBorders>
+          <w:top w:val="single" w:sz="10" w:space="0" w:color="9F5600"/>
+          <w:left w:val="single" w:sz="10" w:space="0" w:color="9F5600"/>
+          <w:bottom w:val="single" w:sz="10" w:space="0" w:color="9F5600"/>
+          <w:right w:val="single" w:sz="10" w:space="0" w:color="9F5600"/>
+          <w:insideH w:val="single" w:sz="10" w:space="0" w:color="9F5600"/>
+        </w:tblBorders>
+        <w:tblLayout w:type="fixed"/>
+        <w:tblCellMar>
+          <w:top w:w="40" w:type="dxa"/>
+          <w:left w:w="140" w:type="dxa"/>
+          <w:bottom w:w="60" w:type="dxa"/>
+          <w:right w:w="140" w:type="dxa"/>
+        </w:tblCellMar>
+      </w:tblPr>
+      <w:tblGrid>
+        <w:gridCol w:w="9864"/>
+      </w:tblGrid>
+      <w:tr>
+        <w:trPr>
+          <w:cantSplit/>
+        </w:trPr>
+        <w:tc>
+          <w:tcPr>
+            <w:tcW w:w="9864" w:type="dxa"/>
+            <w:shd w:val="clear" w:color="auto" w:fill="9F5600"/>
+          </w:tcPr>
+          <w:p>
+            <w:pPr>
+              <w:keepNext/>
+              <w:bidi/>
+              <w:spacing w:before="0" w:after="0"/>
+            </w:pPr>
+            <w:r>
+              <w:rPr>
+                <w:b/>
+                <w:bCs/>
+                <w:color w:val="FFFFFF"/>
+                <w:rtl/>
+              </w:rPr>
+              <w:t xml:space="preserve">التحليل القانوني</w:t>
+            </w:r>
+          </w:p>
+        </w:tc>
+      </w:tr>
+      <w:tr>
+        <w:tc>
+          <w:tcPr>
+            <w:tcW w:w="9864" w:type="dxa"/>
+            <w:shd w:val="clear" w:color="auto" w:fill="FCF8F2"/>
+          </w:tcPr>
+          <w:p>
+            <w:pPr>
+              <w:bidi/>
+            </w:pPr>
+            <m:oMath>
+              <m:r>
+                <m:t>S</m:t>
+              </m:r>
+              <m:r>
+                <m:rPr>
+                  <m:sty m:val="p"/>
+                </m:rPr>
+                <m:t>:</m:t>
+              </m:r>
+              <m:r>
+                <m:t>z</m:t>
+              </m:r>
+              <m:r>
+                <m:rPr>
+                  <m:sty m:val="p"/>
+                </m:rPr>
+                <m:t>′</m:t>
+              </m:r>
+              <m:r>
+                <m:rPr>
+                  <m:sty m:val="p"/>
+                </m:rPr>
+                <m:t>=</m:t>
+              </m:r>
+              <m:d>
+                <m:dPr>
+                  <m:begChr m:val="("/>
+                  <m:endChr m:val=")"/>
+                  <m:sepChr m:val=""/>
+                  <m:grow/>
+                </m:dPr>
+                <m:e>
+                  <m:r>
+                    <m:t>1</m:t>
+                  </m:r>
+                  <m:r>
+                    <m:rPr>
+                      <m:sty m:val="p"/>
+                    </m:rPr>
+                    <m:t>+</m:t>
+                  </m:r>
+                  <m:r>
+                    <m:t>i</m:t>
+                  </m:r>
+                  <m:rad>
+                    <m:radPr>
+                      <m:degHide m:val="on"/>
+                    </m:radPr>
+                    <m:deg/>
+                    <m:e>
+                      <m:r>
+                        <m:t>3</m:t>
+                      </m:r>
+                    </m:e>
+                  </m:rad>
+                </m:e>
+              </m:d>
+              <m:r>
+                <m:t>z</m:t>
+              </m:r>
+              <m:r>
+                <m:rPr>
+                  <m:sty m:val="p"/>
+                </m:rPr>
+                <m:t>−</m:t>
+              </m:r>
+              <m:r>
+                <m:t>i</m:t>
+              </m:r>
+              <m:rad>
+                <m:radPr>
+                  <m:degHide m:val="on"/>
+                </m:radPr>
+                <m:deg/>
+                <m:e>
+                  <m:r>
+                    <m:t>3</m:t>
+                  </m:r>
+                </m:e>
+              </m:rad>
+            </m:oMath>
+            <w:r>
+              <w:rPr>
+                <w:rtl/>
+              </w:rPr>
+              <w:t xml:space="preserve">.  </w:t>
+            </w:r>
+            <m:oMath>
+              <m:r>
+                <m:t>a</m:t>
+              </m:r>
+              <m:r>
+                <m:rPr>
+                  <m:sty m:val="p"/>
+                </m:rPr>
+                <m:t>=</m:t>
+              </m:r>
+              <m:r>
+                <m:t>1</m:t>
+              </m:r>
+              <m:r>
+                <m:rPr>
+                  <m:sty m:val="p"/>
+                </m:rPr>
+                <m:t>+</m:t>
+              </m:r>
+              <m:r>
+                <m:t>i</m:t>
+              </m:r>
+              <m:rad>
+                <m:radPr>
+                  <m:degHide m:val="on"/>
+                </m:radPr>
+                <m:deg/>
+                <m:e>
+                  <m:r>
+                    <m:t>3</m:t>
+                  </m:r>
+                </m:e>
+              </m:rad>
+              <m:r>
+                <m:rPr>
+                  <m:sty m:val="p"/>
+                </m:rPr>
+                <m:t>=</m:t>
+              </m:r>
+              <m:r>
+                <m:t>2</m:t>
+              </m:r>
+              <m:sSup>
+                <m:e>
+                  <m:r>
+                    <m:t>e</m:t>
+                  </m:r>
+                </m:e>
+                <m:sup>
+                  <m:r>
+                    <m:t>i</m:t>
+                  </m:r>
+                  <m:f>
+                    <m:fPr>
+                      <m:type m:val="bar"/>
+                    </m:fPr>
+                    <m:num>
+                      <m:r>
+                        <m:t>π</m:t>
+                      </m:r>
+                    </m:num>
+                    <m:den>
+                      <m:r>
+                        <m:t>3</m:t>
+                      </m:r>
+                    </m:den>
+                  </m:f>
+                </m:sup>
+              </m:sSup>
+            </m:oMath>
+            <w:r>
+              <w:rPr>
+                <w:rtl/>
+              </w:rPr>
+              <w:t xml:space="preserve"> </w:t>
+            </w:r>
+            <w:r>
+              <w:rPr>
+                <w:rtl/>
+              </w:rPr>
+              <w:t xml:space="preserve">،  </w:t>
+            </w:r>
+            <m:oMath>
+              <m:r>
+                <m:t>ω</m:t>
+              </m:r>
+              <m:r>
+                <m:rPr>
+                  <m:sty m:val="p"/>
+                </m:rPr>
+                <m:t>=</m:t>
+              </m:r>
+              <m:f>
+                <m:fPr>
+                  <m:type m:val="bar"/>
+                </m:fPr>
+                <m:num>
+                  <m:r>
+                    <m:rPr>
+                      <m:sty m:val="p"/>
+                    </m:rPr>
+                    <m:t>−</m:t>
+                  </m:r>
+                  <m:r>
+                    <m:t>i</m:t>
+                  </m:r>
+                  <m:rad>
+                    <m:radPr>
+                      <m:degHide m:val="on"/>
+                    </m:radPr>
+                    <m:deg/>
+                    <m:e>
+                      <m:r>
+                        <m:t>3</m:t>
+                      </m:r>
+                    </m:e>
+                  </m:rad>
+                </m:num>
+                <m:den>
+                  <m:r>
+                    <m:t>1</m:t>
+                  </m:r>
+                  <m:r>
+                    <m:rPr>
+                      <m:sty m:val="p"/>
+                    </m:rPr>
+                    <m:t>−</m:t>
+                  </m:r>
+                  <m:d>
+                    <m:dPr>
+                      <m:begChr m:val="("/>
+                      <m:endChr m:val=")"/>
+                      <m:sepChr m:val=""/>
+                      <m:grow/>
+                    </m:dPr>
+                    <m:e>
+                      <m:r>
+                        <m:t>1</m:t>
+                      </m:r>
+                      <m:r>
+                        <m:rPr>
+                          <m:sty m:val="p"/>
+                        </m:rPr>
+                        <m:t>+</m:t>
+                      </m:r>
+                      <m:r>
+                        <m:t>i</m:t>
+                      </m:r>
+                      <m:rad>
+                        <m:radPr>
+                          <m:degHide m:val="on"/>
+                        </m:radPr>
+                        <m:deg/>
+                        <m:e>
+                          <m:r>
+                            <m:t>3</m:t>
+                          </m:r>
+                        </m:e>
+                      </m:rad>
+                    </m:e>
+                  </m:d>
+                </m:den>
+              </m:f>
+              <m:r>
+                <m:rPr>
+                  <m:sty m:val="p"/>
+                </m:rPr>
+                <m:t>=</m:t>
+              </m:r>
+              <m:f>
+                <m:fPr>
+                  <m:type m:val="bar"/>
+                </m:fPr>
+                <m:num>
+                  <m:r>
+                    <m:rPr>
+                      <m:sty m:val="p"/>
+                    </m:rPr>
+                    <m:t>−</m:t>
+                  </m:r>
+                  <m:r>
+                    <m:t>i</m:t>
+                  </m:r>
+                  <m:rad>
+                    <m:radPr>
+                      <m:degHide m:val="on"/>
+                    </m:radPr>
+                    <m:deg/>
+                    <m:e>
+                      <m:r>
+                        <m:t>3</m:t>
+                      </m:r>
+                    </m:e>
+                  </m:rad>
+                </m:num>
+                <m:den>
+                  <m:r>
+                    <m:rPr>
+                      <m:sty m:val="p"/>
+                    </m:rPr>
+                    <m:t>−</m:t>
+                  </m:r>
+                  <m:r>
+                    <m:t>i</m:t>
+                  </m:r>
+                  <m:rad>
+                    <m:radPr>
+                      <m:degHide m:val="on"/>
+                    </m:radPr>
+                    <m:deg/>
+                    <m:e>
+                      <m:r>
+                        <m:t>3</m:t>
+                      </m:r>
+                    </m:e>
+                  </m:rad>
+                </m:den>
+              </m:f>
+              <m:r>
+                <m:rPr>
+                  <m:sty m:val="p"/>
+                </m:rPr>
+                <m:t>=</m:t>
+              </m:r>
+              <m:r>
+                <m:t>1</m:t>
+              </m:r>
+            </m:oMath>
+            <w:r>
+              <w:rPr>
+                <w:rtl/>
+              </w:rPr>
+              <w:t xml:space="preserve">.</w:t>
+            </w:r>
+          </w:p>
+          <w:p>
+            <w:pPr>
+              <w:numPr>
+                <w:ilvl w:val="0"/>
+                <w:numId w:val="1028"/>
+              </w:numPr>
+              <w:bidi/>
+            </w:pPr>
+            <m:oMath>
+              <m:r>
+                <m:t>S</m:t>
+              </m:r>
+            </m:oMath>
+            <w:r>
+              <w:rPr>
+                <w:shd w:val="clear" w:color="auto" w:fill="E4EAF3"/>
+                <w:rtl/>
+              </w:rPr>
+              <w:t xml:space="preserve"> </w:t>
+            </w:r>
+            <w:r>
+              <w:rPr>
+                <w:shd w:val="clear" w:color="auto" w:fill="E4EAF3"/>
+                <w:rtl/>
+              </w:rPr>
+              <w:t xml:space="preserve">تشابه مباشر مركزه</w:t>
+            </w:r>
+            <w:r>
+              <w:rPr>
+                <w:shd w:val="clear" w:color="auto" w:fill="E4EAF3"/>
+                <w:rtl/>
+              </w:rPr>
+              <w:t xml:space="preserve"> </w:t>
+            </w:r>
+            <m:oMath>
+              <m:r>
+                <m:t>Ω</m:t>
+              </m:r>
+              <m:d>
+                <m:dPr>
+                  <m:begChr m:val="("/>
+                  <m:endChr m:val=")"/>
+                  <m:sepChr m:val=""/>
+                  <m:grow/>
+                </m:dPr>
+                <m:e>
+                  <m:r>
+                    <m:t>1</m:t>
+                  </m:r>
+                </m:e>
+              </m:d>
+            </m:oMath>
+            <w:r>
+              <w:rPr>
+                <w:shd w:val="clear" w:color="auto" w:fill="E4EAF3"/>
+                <w:rtl/>
+              </w:rPr>
+              <w:t xml:space="preserve"> </w:t>
+            </w:r>
+            <w:r>
+              <w:rPr>
+                <w:shd w:val="clear" w:color="auto" w:fill="E4EAF3"/>
+                <w:rtl/>
+              </w:rPr>
+              <w:t xml:space="preserve">، نسبته</w:t>
+            </w:r>
+            <w:r>
+              <w:rPr>
+                <w:shd w:val="clear" w:color="auto" w:fill="E4EAF3"/>
+                <w:rtl/>
+              </w:rPr>
+              <w:t xml:space="preserve"> </w:t>
+            </w:r>
+            <m:oMath>
+              <m:r>
+                <m:t>2</m:t>
+              </m:r>
+            </m:oMath>
+            <w:r>
+              <w:rPr>
+                <w:shd w:val="clear" w:color="auto" w:fill="E4EAF3"/>
+                <w:rtl/>
+              </w:rPr>
+              <w:t xml:space="preserve"> </w:t>
+            </w:r>
+            <w:r>
+              <w:rPr>
+                <w:shd w:val="clear" w:color="auto" w:fill="E4EAF3"/>
+                <w:rtl/>
+              </w:rPr>
+              <w:t xml:space="preserve">وزاويته</w:t>
+            </w:r>
+            <w:r>
+              <w:rPr>
+                <w:shd w:val="clear" w:color="auto" w:fill="E4EAF3"/>
+                <w:rtl/>
+              </w:rPr>
+              <w:t xml:space="preserve"> </w:t>
+            </w:r>
+            <m:oMath>
+              <m:f>
+                <m:fPr>
+                  <m:type m:val="bar"/>
+                </m:fPr>
+                <m:num>
+                  <m:r>
+                    <m:t>π</m:t>
+                  </m:r>
+                </m:num>
+                <m:den>
+                  <m:r>
+                    <m:t>3</m:t>
+                  </m:r>
+                </m:den>
+              </m:f>
+            </m:oMath>
+            <w:r>
+              <w:rPr>
+                <w:rtl/>
+              </w:rPr>
+              <w:t xml:space="preserve"> </w:t>
+            </w:r>
+            <w:r>
+              <w:rPr>
+                <w:rtl/>
+              </w:rPr>
+              <w:t xml:space="preserve">،  وتحليله القانوني</w:t>
+            </w:r>
+            <w:r>
+              <w:rPr>
+                <w:rtl/>
+              </w:rPr>
+              <w:t xml:space="preserve"> </w:t>
+            </w:r>
+            <m:oMath>
+              <m:r>
+                <m:t>S</m:t>
+              </m:r>
+              <m:r>
+                <m:rPr>
+                  <m:sty m:val="p"/>
+                </m:rPr>
+                <m:t>=</m:t>
+              </m:r>
+              <m:r>
+                <m:t>h</m:t>
+              </m:r>
+              <m:r>
+                <m:rPr>
+                  <m:sty m:val="p"/>
+                </m:rPr>
+                <m:t>∘</m:t>
+              </m:r>
+              <m:r>
+                <m:t>r</m:t>
+              </m:r>
+            </m:oMath>
+            <w:r>
+              <w:rPr>
+                <w:rtl/>
+              </w:rPr>
+              <w:t xml:space="preserve"> </w:t>
+            </w:r>
+            <w:r>
+              <w:rPr>
+                <w:rtl/>
+              </w:rPr>
+              <w:t xml:space="preserve">حيث:</w:t>
+            </w:r>
+          </w:p>
+          <w:p>
+            <w:pPr>
+              <w:bidi/>
+            </w:pPr>
+            <m:oMathPara>
+              <m:oMathParaPr>
+                <m:jc m:val="center"/>
+              </m:oMathParaPr>
+              <m:oMath>
+                <m:r>
+                  <m:t>r</m:t>
+                </m:r>
+                <m:r>
+                  <m:rPr>
+                    <m:sty m:val="p"/>
+                  </m:rPr>
+                  <m:t>:</m:t>
+                </m:r>
+                <m:r>
+                  <m:t> </m:t>
+                </m:r>
+                <m:r>
+                  <m:t>z</m:t>
+                </m:r>
+                <m:r>
+                  <m:rPr>
+                    <m:sty m:val="p"/>
+                  </m:rPr>
+                  <m:t>′</m:t>
+                </m:r>
+                <m:r>
+                  <m:rPr>
+                    <m:sty m:val="p"/>
+                  </m:rPr>
+                  <m:t>−</m:t>
+                </m:r>
+                <m:r>
+                  <m:t>1</m:t>
+                </m:r>
+                <m:r>
+                  <m:rPr>
+                    <m:sty m:val="p"/>
+                  </m:rPr>
+                  <m:t>=</m:t>
+                </m:r>
+                <m:sSup>
+                  <m:e>
+                    <m:r>
+                      <m:t>e</m:t>
+                    </m:r>
+                  </m:e>
+                  <m:sup>
+                    <m:r>
+                      <m:t>i</m:t>
+                    </m:r>
+                    <m:f>
+                      <m:fPr>
+                        <m:type m:val="bar"/>
+                      </m:fPr>
+                      <m:num>
+                        <m:r>
+                          <m:t>π</m:t>
+                        </m:r>
+                      </m:num>
+                      <m:den>
+                        <m:r>
+                          <m:t>3</m:t>
+                        </m:r>
+                      </m:den>
+                    </m:f>
+                  </m:sup>
+                </m:sSup>
+                <m:d>
+                  <m:dPr>
+                    <m:begChr m:val="("/>
+                    <m:endChr m:val=")"/>
+                    <m:sepChr m:val=""/>
+                    <m:grow/>
+                  </m:dPr>
+                  <m:e>
+                    <m:r>
+                      <m:t>z</m:t>
+                    </m:r>
+                    <m:r>
+                      <m:rPr>
+                        <m:sty m:val="p"/>
+                      </m:rPr>
+                      <m:t>−</m:t>
+                    </m:r>
+                    <m:r>
+                      <m:t>1</m:t>
+                    </m:r>
+                  </m:e>
+                </m:d>
+                <m:r>
+                  <m:t>  </m:t>
+                </m:r>
+                <m:r>
+                  <m:rPr>
+                    <m:sty m:val="p"/>
+                  </m:rPr>
+                  <m:t>;</m:t>
+                </m:r>
+                <m:r>
+                  <m:t>  </m:t>
+                </m:r>
+                <m:r>
+                  <m:t>h</m:t>
+                </m:r>
+                <m:r>
+                  <m:rPr>
+                    <m:sty m:val="p"/>
+                  </m:rPr>
+                  <m:t>:</m:t>
+                </m:r>
+                <m:r>
+                  <m:t> </m:t>
+                </m:r>
+                <m:r>
+                  <m:t>z</m:t>
+                </m:r>
+                <m:r>
+                  <m:rPr>
+                    <m:sty m:val="p"/>
+                  </m:rPr>
+                  <m:t>′</m:t>
+                </m:r>
+                <m:r>
+                  <m:rPr>
+                    <m:sty m:val="p"/>
+                  </m:rPr>
+                  <m:t>−</m:t>
+                </m:r>
+                <m:r>
+                  <m:t>1</m:t>
+                </m:r>
+                <m:r>
+                  <m:rPr>
+                    <m:sty m:val="p"/>
+                  </m:rPr>
+                  <m:t>=</m:t>
+                </m:r>
+                <m:r>
+                  <m:t>2</m:t>
+                </m:r>
+                <m:d>
+                  <m:dPr>
+                    <m:begChr m:val="("/>
+                    <m:endChr m:val=")"/>
+                    <m:sepChr m:val=""/>
+                    <m:grow/>
+                  </m:dPr>
+                  <m:e>
+                    <m:r>
+                      <m:t>z</m:t>
+                    </m:r>
+                    <m:r>
+                      <m:rPr>
+                        <m:sty m:val="p"/>
+                      </m:rPr>
+                      <m:t>−</m:t>
+                    </m:r>
+                    <m:r>
+                      <m:t>1</m:t>
+                    </m:r>
+                  </m:e>
+                </m:d>
+              </m:oMath>
+            </m:oMathPara>
+          </w:p>
+          <w:p>
+            <w:pPr>
+              <w:numPr>
+                <w:ilvl w:val="0"/>
+                <w:numId w:val="1028"/>
+              </w:numPr>
+              <w:bidi/>
+            </w:pPr>
+            <w:r>
+              <w:rPr>
+                <w:rtl/>
+              </w:rPr>
+              <w:t xml:space="preserve">صورة</w:t>
+            </w:r>
+            <w:r>
+              <w:rPr>
+                <w:rtl/>
+              </w:rPr>
+              <w:t xml:space="preserve"> </w:t>
+            </w:r>
+            <m:oMath>
+              <m:r>
+                <m:t>O</m:t>
+              </m:r>
+            </m:oMath>
+            <w:r>
+              <w:rPr>
+                <w:rtl/>
+              </w:rPr>
+              <w:t xml:space="preserve">:  </w:t>
+            </w:r>
+            <m:oMath>
+              <m:r>
+                <m:t>r</m:t>
+              </m:r>
+              <m:d>
+                <m:dPr>
+                  <m:begChr m:val="("/>
+                  <m:endChr m:val=")"/>
+                  <m:sepChr m:val=""/>
+                  <m:grow/>
+                </m:dPr>
+                <m:e>
+                  <m:r>
+                    <m:t>O</m:t>
+                  </m:r>
+                </m:e>
+              </m:d>
+              <m:r>
+                <m:rPr>
+                  <m:sty m:val="p"/>
+                </m:rPr>
+                <m:t>=</m:t>
+              </m:r>
+              <m:sSub>
+                <m:e>
+                  <m:r>
+                    <m:t>O</m:t>
+                  </m:r>
+                </m:e>
+                <m:sub>
+                  <m:r>
+                    <m:t>1</m:t>
+                  </m:r>
+                </m:sub>
+              </m:sSub>
+            </m:oMath>
+            <w:r>
+              <w:rPr>
+                <w:rtl/>
+              </w:rPr>
+              <w:t xml:space="preserve">:</w:t>
+            </w:r>
+            <w:r>
+              <w:rPr>
+                <w:rtl/>
+              </w:rPr>
+              <w:t xml:space="preserve"> </w:t>
+            </w:r>
+            <m:oMath>
+              <m:sSub>
+                <m:e>
+                  <m:r>
+                    <m:t>z</m:t>
+                  </m:r>
+                </m:e>
+                <m:sub>
+                  <m:sSub>
+                    <m:e>
+                      <m:r>
+                        <m:t>O</m:t>
+                      </m:r>
+                    </m:e>
+                    <m:sub>
+                      <m:r>
+                        <m:t>1</m:t>
+                      </m:r>
+                    </m:sub>
+                  </m:sSub>
+                </m:sub>
+              </m:sSub>
+              <m:r>
+                <m:rPr>
+                  <m:sty m:val="p"/>
+                </m:rPr>
+                <m:t>=</m:t>
+              </m:r>
+              <m:r>
+                <m:t>1</m:t>
+              </m:r>
+              <m:r>
+                <m:rPr>
+                  <m:sty m:val="p"/>
+                </m:rPr>
+                <m:t>−</m:t>
+              </m:r>
+              <m:sSup>
+                <m:e>
+                  <m:r>
+                    <m:t>e</m:t>
+                  </m:r>
+                </m:e>
+                <m:sup>
+                  <m:r>
+                    <m:t>i</m:t>
+                  </m:r>
+                  <m:f>
+                    <m:fPr>
+                      <m:type m:val="bar"/>
+                    </m:fPr>
+                    <m:num>
+                      <m:r>
+                        <m:t>π</m:t>
+                      </m:r>
+                    </m:num>
+                    <m:den>
+                      <m:r>
+                        <m:t>3</m:t>
+                      </m:r>
+                    </m:den>
+                  </m:f>
+                </m:sup>
+              </m:sSup>
+              <m:r>
+                <m:rPr>
+                  <m:sty m:val="p"/>
+                </m:rPr>
+                <m:t>=</m:t>
+              </m:r>
+              <m:f>
+                <m:fPr>
+                  <m:type m:val="bar"/>
+                </m:fPr>
+                <m:num>
+                  <m:r>
+                    <m:t>1</m:t>
+                  </m:r>
+                </m:num>
+                <m:den>
+                  <m:r>
+                    <m:t>2</m:t>
+                  </m:r>
+                </m:den>
+              </m:f>
+              <m:r>
+                <m:rPr>
+                  <m:sty m:val="p"/>
+                </m:rPr>
+                <m:t>−</m:t>
+              </m:r>
+              <m:f>
+                <m:fPr>
+                  <m:type m:val="bar"/>
+                </m:fPr>
+                <m:num>
+                  <m:rad>
+                    <m:radPr>
+                      <m:degHide m:val="on"/>
+                    </m:radPr>
+                    <m:deg/>
+                    <m:e>
+                      <m:r>
+                        <m:t>3</m:t>
+                      </m:r>
+                    </m:e>
+                  </m:rad>
+                </m:num>
+                <m:den>
+                  <m:r>
+                    <m:t>2</m:t>
+                  </m:r>
+                </m:den>
+              </m:f>
+              <m:r>
+                <m:t>i</m:t>
+              </m:r>
+            </m:oMath>
+            <w:r>
+              <w:rPr>
+                <w:rtl/>
+              </w:rPr>
+              <w:t xml:space="preserve"> </w:t>
+            </w:r>
+            <w:r>
+              <w:rPr>
+                <w:rtl/>
+              </w:rPr>
+              <w:t xml:space="preserve">،  ثم</w:t>
+            </w:r>
+            <w:r>
+              <w:rPr>
+                <w:rtl/>
+              </w:rPr>
+              <w:t xml:space="preserve"> </w:t>
+            </w:r>
+            <m:oMath>
+              <m:r>
+                <m:t>h</m:t>
+              </m:r>
+              <m:d>
+                <m:dPr>
+                  <m:begChr m:val="("/>
+                  <m:endChr m:val=")"/>
+                  <m:sepChr m:val=""/>
+                  <m:grow/>
+                </m:dPr>
+                <m:e>
+                  <m:sSub>
+                    <m:e>
+                      <m:r>
+                        <m:t>O</m:t>
+                      </m:r>
+                    </m:e>
+                    <m:sub>
+                      <m:r>
+                        <m:t>1</m:t>
+                      </m:r>
+                    </m:sub>
+                  </m:sSub>
+                </m:e>
+              </m:d>
+            </m:oMath>
+            <w:r>
+              <w:rPr>
+                <w:rtl/>
+              </w:rPr>
+              <w:t xml:space="preserve">:</w:t>
+            </w:r>
+            <w:r>
+              <w:rPr>
+                <w:rtl/>
+              </w:rPr>
+              <w:t xml:space="preserve"> </w:t>
+            </w:r>
+            <m:oMath>
+              <m:r>
+                <m:t>1</m:t>
+              </m:r>
+              <m:r>
+                <m:rPr>
+                  <m:sty m:val="p"/>
+                </m:rPr>
+                <m:t>+</m:t>
+              </m:r>
+              <m:r>
+                <m:t>2</m:t>
+              </m:r>
+              <m:d>
+                <m:dPr>
+                  <m:begChr m:val="("/>
+                  <m:endChr m:val=")"/>
+                  <m:sepChr m:val=""/>
+                  <m:grow/>
+                </m:dPr>
+                <m:e>
+                  <m:r>
+                    <m:rPr>
+                      <m:sty m:val="p"/>
+                    </m:rPr>
+                    <m:t>−</m:t>
+                  </m:r>
+                  <m:f>
+                    <m:fPr>
+                      <m:type m:val="bar"/>
+                    </m:fPr>
+                    <m:num>
+                      <m:r>
+                        <m:t>1</m:t>
+                      </m:r>
+                    </m:num>
+                    <m:den>
+                      <m:r>
+                        <m:t>2</m:t>
+                      </m:r>
+                    </m:den>
+                  </m:f>
+                  <m:r>
+                    <m:rPr>
+                      <m:sty m:val="p"/>
+                    </m:rPr>
+                    <m:t>−</m:t>
+                  </m:r>
+                  <m:f>
+                    <m:fPr>
+                      <m:type m:val="bar"/>
+                    </m:fPr>
+                    <m:num>
+                      <m:rad>
+                        <m:radPr>
+                          <m:degHide m:val="on"/>
+                        </m:radPr>
+                        <m:deg/>
+                        <m:e>
+                          <m:r>
+                            <m:t>3</m:t>
+                          </m:r>
+                        </m:e>
+                      </m:rad>
+                    </m:num>
+                    <m:den>
+                      <m:r>
+                        <m:t>2</m:t>
+                      </m:r>
+                    </m:den>
+                  </m:f>
+                  <m:r>
+                    <m:t>i</m:t>
+                  </m:r>
+                </m:e>
+              </m:d>
+              <m:r>
+                <m:rPr>
+                  <m:sty m:val="p"/>
+                </m:rPr>
+                <m:t>=</m:t>
+              </m:r>
+              <m:borderBox>
+                <m:e>
+                  <m:r>
+                    <m:rPr>
+                      <m:sty m:val="p"/>
+                    </m:rPr>
+                    <m:t>−</m:t>
+                  </m:r>
+                  <m:r>
+                    <m:t>i</m:t>
+                  </m:r>
+                  <m:rad>
+                    <m:radPr>
+                      <m:degHide m:val="on"/>
+                    </m:radPr>
+                    <m:deg/>
+                    <m:e>
+                      <m:r>
+                        <m:t>3</m:t>
+                      </m:r>
+                    </m:e>
+                  </m:rad>
+                </m:e>
+              </m:borderBox>
+            </m:oMath>
+            <w:r>
+              <w:rPr>
+                <w:rtl/>
+              </w:rPr>
+              <w:t xml:space="preserve">.</w:t>
+            </w:r>
+          </w:p>
+          <w:p>
+            <w:pPr>
+              <w:numPr>
+                <w:ilvl w:val="0"/>
+                <w:numId w:val="1028"/>
+              </w:numPr>
+              <w:bidi/>
+            </w:pPr>
+            <w:r>
+              <w:rPr>
+                <w:rtl/>
+              </w:rPr>
+              <w:t xml:space="preserve">تحقق مباشر:</w:t>
+            </w:r>
+            <w:r>
+              <w:rPr>
+                <w:rtl/>
+              </w:rPr>
+              <w:t xml:space="preserve"> </w:t>
+            </w:r>
+            <m:oMath>
+              <m:sSub>
+                <m:e>
+                  <m:r>
+                    <m:t>z</m:t>
+                  </m:r>
+                </m:e>
+                <m:sub>
+                  <m:r>
+                    <m:t>S</m:t>
+                  </m:r>
+                  <m:d>
+                    <m:dPr>
+                      <m:begChr m:val="("/>
+                      <m:endChr m:val=")"/>
+                      <m:sepChr m:val=""/>
+                      <m:grow/>
+                    </m:dPr>
+                    <m:e>
+                      <m:r>
+                        <m:t>O</m:t>
+                      </m:r>
+                    </m:e>
+                  </m:d>
+                </m:sub>
+              </m:sSub>
+              <m:r>
+                <m:rPr>
+                  <m:sty m:val="p"/>
+                </m:rPr>
+                <m:t>=</m:t>
+              </m:r>
+              <m:d>
+                <m:dPr>
+                  <m:begChr m:val="("/>
+                  <m:endChr m:val=")"/>
+                  <m:sepChr m:val=""/>
+                  <m:grow/>
+                </m:dPr>
+                <m:e>
+                  <m:r>
+                    <m:t>1</m:t>
+                  </m:r>
+                  <m:r>
+                    <m:rPr>
+                      <m:sty m:val="p"/>
+                    </m:rPr>
+                    <m:t>+</m:t>
+                  </m:r>
+                  <m:r>
+                    <m:t>i</m:t>
+                  </m:r>
+                  <m:rad>
+                    <m:radPr>
+                      <m:degHide m:val="on"/>
+                    </m:radPr>
+                    <m:deg/>
+                    <m:e>
+                      <m:r>
+                        <m:t>3</m:t>
+                      </m:r>
+                    </m:e>
+                  </m:rad>
+                </m:e>
+              </m:d>
+              <m:r>
+                <m:rPr>
+                  <m:sty m:val="p"/>
+                </m:rPr>
+                <m:t>×</m:t>
+              </m:r>
+              <m:r>
+                <m:t>0</m:t>
+              </m:r>
+              <m:r>
+                <m:rPr>
+                  <m:sty m:val="p"/>
+                </m:rPr>
+                <m:t>−</m:t>
+              </m:r>
+              <m:r>
+                <m:t>i</m:t>
+              </m:r>
+              <m:rad>
+                <m:radPr>
+                  <m:degHide m:val="on"/>
+                </m:radPr>
+                <m:deg/>
+                <m:e>
+                  <m:r>
+                    <m:t>3</m:t>
+                  </m:r>
+                </m:e>
+              </m:rad>
+              <m:r>
+                <m:rPr>
+                  <m:sty m:val="p"/>
+                </m:rPr>
+                <m:t>=</m:t>
+              </m:r>
+              <m:r>
+                <m:rPr>
+                  <m:sty m:val="p"/>
+                </m:rPr>
+                <m:t>−</m:t>
+              </m:r>
+              <m:r>
+                <m:t>i</m:t>
+              </m:r>
+              <m:rad>
+                <m:radPr>
+                  <m:degHide m:val="on"/>
+                </m:radPr>
+                <m:deg/>
+                <m:e>
+                  <m:r>
+                    <m:t>3</m:t>
+                  </m:r>
+                </m:e>
+              </m:rad>
+            </m:oMath>
+            <w:r>
+              <w:rPr>
+                <w:rtl/>
+              </w:rPr>
+              <w:t xml:space="preserve"> </w:t>
+            </w:r>
+            <m:oMath>
+              <m:r>
+                <m:rPr>
+                  <m:sty m:val="p"/>
+                </m:rPr>
+                <m:t>✓</m:t>
+              </m:r>
+            </m:oMath>
+            <w:r>
+              <w:rPr>
+                <w:rtl/>
+              </w:rPr>
+              <w:t xml:space="preserve">.  المثلث</w:t>
+            </w:r>
+            <w:r>
+              <w:rPr>
+                <w:rtl/>
+              </w:rPr>
+              <w:t xml:space="preserve"> </w:t>
+            </w:r>
+            <m:oMath>
+              <m:r>
+                <m:t>Ω</m:t>
+              </m:r>
+              <m:r>
+                <m:t>O</m:t>
+              </m:r>
+              <m:sSub>
+                <m:e>
+                  <m:r>
+                    <m:t>O</m:t>
+                  </m:r>
+                </m:e>
+                <m:sub>
+                  <m:r>
+                    <m:t>1</m:t>
+                  </m:r>
+                </m:sub>
+              </m:sSub>
+            </m:oMath>
+            <w:r>
+              <w:rPr>
+                <w:rtl/>
+              </w:rPr>
+              <w:t xml:space="preserve"> </w:t>
+            </w:r>
+            <w:r>
+              <w:rPr>
+                <w:rtl/>
+              </w:rPr>
+              <w:t xml:space="preserve">متقايس الأضلاع (دوران بزاوية</w:t>
+            </w:r>
+            <w:r>
+              <w:rPr>
+                <w:rtl/>
+              </w:rPr>
+              <w:t xml:space="preserve"> </w:t>
+            </w:r>
+            <m:oMath>
+              <m:f>
+                <m:fPr>
+                  <m:type m:val="bar"/>
+                </m:fPr>
+                <m:num>
+                  <m:r>
+                    <m:t>π</m:t>
+                  </m:r>
+                </m:num>
+                <m:den>
+                  <m:r>
+                    <m:t>3</m:t>
+                  </m:r>
+                </m:den>
+              </m:f>
+            </m:oMath>
+            <w:r>
+              <w:rPr>
+                <w:rtl/>
+              </w:rPr>
+              <w:t xml:space="preserve">) و</w:t>
+            </w:r>
+            <m:oMath>
+              <m:sSub>
+                <m:e>
+                  <m:r>
+                    <m:t>O</m:t>
+                  </m:r>
+                </m:e>
+                <m:sub>
+                  <m:r>
+                    <m:t>1</m:t>
+                  </m:r>
+                </m:sub>
+              </m:sSub>
+            </m:oMath>
+            <w:r>
+              <w:rPr>
+                <w:rtl/>
+              </w:rPr>
+              <w:t xml:space="preserve"> </w:t>
+            </w:r>
+            <w:r>
+              <w:rPr>
+                <w:rtl/>
+              </w:rPr>
+              <w:t xml:space="preserve">منتصف</w:t>
+            </w:r>
+            <w:r>
+              <w:rPr>
+                <w:rtl/>
+              </w:rPr>
+              <w:t xml:space="preserve"> </w:t>
+            </w:r>
+            <m:oMath>
+              <m:d>
+                <m:dPr>
+                  <m:begChr m:val="["/>
+                  <m:endChr m:val="]"/>
+                  <m:sepChr m:val=""/>
+                  <m:grow/>
+                </m:dPr>
+                <m:e>
+                  <m:r>
+                    <m:t>Ω</m:t>
+                  </m:r>
+                  <m:r>
+                    <m:t>O</m:t>
+                  </m:r>
+                  <m:r>
+                    <m:rPr>
+                      <m:sty m:val="p"/>
+                    </m:rPr>
+                    <m:t>′</m:t>
+                  </m:r>
+                </m:e>
+              </m:d>
+            </m:oMath>
+            <w:r>
+              <w:rPr>
+                <w:rtl/>
+              </w:rPr>
+              <w:t xml:space="preserve">.</w:t>
+            </w:r>
+          </w:p>
+          <w:p>
+            <w:pPr>
+              <w:bidi/>
+              <w:jc w:val="center"/>
+            </w:pPr>
+            <w:r>
+              <w:rPr>
+                <w:rtl/>
+              </w:rPr>
+              <w:drawing>
+                <wp:inline>
+                  <wp:extent cx="2244852" cy="2244852"/>
+                  <wp:docPr id="6" name="Picture 6"/>
+                  <wp:cNvGraphicFramePr>
+                    <a:graphicFrameLocks noChangeAspect="1"/>
+                  </wp:cNvGraphicFramePr>
+                  <a:graphic>
+                    <a:graphicData uri="http://schemas.openxmlformats.org/drawingml/2006/picture">
+                      <pic:pic>
+                        <pic:nvPicPr>
+                          <pic:cNvPr id="0" name="4571ceb1e2440ea9.png"/>
+                          <pic:cNvPicPr/>
+                        </pic:nvPicPr>
+                        <pic:blipFill>
+                          <a:blip r:embed="rId14"/>
+                          <a:stretch>
+                            <a:fillRect/>
+                          </a:stretch>
+                        </pic:blipFill>
+                        <pic:spPr>
+                          <a:xfrm>
+                            <a:off x="0" y="0"/>
+                            <a:ext cx="2244852" cy="2244852"/>
+                          </a:xfrm>
+                          <a:prstGeom prst="rect"/>
+                        </pic:spPr>
+                      </pic:pic>
+                    </a:graphicData>
+                  </a:graphic>
+                </wp:inline>
+              </w:drawing>
+            </w:r>
+          </w:p>
+        </w:tc>
+      </w:tr>
+    </w:tbl>
+    <w:p>
+      <w:pPr>
+        <w:bidi/>
+        <w:spacing w:before="0" w:after="0"/>
+      </w:pPr>
+    </w:p>
+    <w:bookmarkEnd w:id="38"/>
+    <w:bookmarkStart w:id="39" w:name="التعرف-على-تحويل-انطلاقا-من-zazb"/>
+    <w:p>
+      <w:pPr>
+        <w:pStyle w:val="Heading2"/>
+        <w:bidi/>
+      </w:pPr>
+      <w:r>
+        <w:rPr>
+          <w:rStyle w:val="SectionNumber"/>
+          <w:rtl/>
+        </w:rPr>
+        <w:t xml:space="preserve">8.5</w:t>
       </w:r>
       <w:r>
         <w:rPr>
@@ -40028,7 +42591,7 @@
             <w:pPr>
               <w:numPr>
                 <w:ilvl w:val="0"/>
-                <w:numId w:val="1027"/>
+                <w:numId w:val="1029"/>
               </w:numPr>
               <w:bidi/>
             </w:pPr>
@@ -40127,7 +42690,7 @@
             <w:pPr>
               <w:numPr>
                 <w:ilvl w:val="0"/>
-                <w:numId w:val="1027"/>
+                <w:numId w:val="1029"/>
               </w:numPr>
               <w:bidi/>
             </w:pPr>
@@ -40345,7 +42908,7 @@
             <w:pPr>
               <w:numPr>
                 <w:ilvl w:val="0"/>
-                <w:numId w:val="1027"/>
+                <w:numId w:val="1029"/>
               </w:numPr>
               <w:bidi/>
             </w:pPr>
@@ -40869,7 +43432,7 @@
             <w:pPr>
               <w:numPr>
                 <w:ilvl w:val="0"/>
-                <w:numId w:val="1027"/>
+                <w:numId w:val="1029"/>
               </w:numPr>
               <w:bidi/>
             </w:pPr>
@@ -41116,7 +43679,7 @@
                 <w:color w:val="FFFFFF"/>
                 <w:rtl/>
               </w:rPr>
-              <w:t xml:space="preserve">تشابه مباشر  (شعبة رياضيات وتقني رياضي)</w:t>
+              <w:t xml:space="preserve">تشابه مباشر</w:t>
             </w:r>
           </w:p>
         </w:tc>
@@ -42101,7 +44664,7 @@
               <w:drawing>
                 <wp:inline>
                   <wp:extent cx="1943100" cy="1508760"/>
-                  <wp:docPr id="6" name="Picture 6"/>
+                  <wp:docPr id="7" name="Picture 7"/>
                   <wp:cNvGraphicFramePr>
                     <a:graphicFrameLocks noChangeAspect="1"/>
                   </wp:cNvGraphicFramePr>
@@ -42113,7 +44676,7 @@
                           <pic:cNvPicPr/>
                         </pic:nvPicPr>
                         <pic:blipFill>
-                          <a:blip r:embed="rId14"/>
+                          <a:blip r:embed="rId15"/>
                           <a:stretch>
                             <a:fillRect/>
                           </a:stretch>
@@ -42130,1991 +44693,6 @@
                   </a:graphic>
                 </wp:inline>
               </w:drawing>
-            </w:r>
-          </w:p>
-        </w:tc>
-      </w:tr>
-    </w:tbl>
-    <w:p>
-      <w:pPr>
-        <w:bidi/>
-        <w:spacing w:before="0" w:after="0"/>
-      </w:pPr>
-    </w:p>
-    <w:bookmarkEnd w:id="38"/>
-    <w:bookmarkStart w:id="39" w:name="متتاليات-النقط-شعبة-رياضيات"/>
-    <w:p>
-      <w:pPr>
-        <w:pStyle w:val="Heading2"/>
-        <w:bidi/>
-      </w:pPr>
-      <w:r>
-        <w:rPr>
-          <w:rStyle w:val="SectionNumber"/>
-          <w:rtl/>
-        </w:rPr>
-        <w:t xml:space="preserve">8.5</w:t>
-      </w:r>
-      <w:r>
-        <w:rPr>
-          <w:rtl/>
-        </w:rPr>
-        <w:tab/>
-      </w:r>
-      <w:r>
-        <w:rPr>
-          <w:rtl/>
-        </w:rPr>
-        <w:t xml:space="preserve">متتاليات النقط  (شعبة رياضيات)</w:t>
-      </w:r>
-    </w:p>
-    <w:tbl>
-      <w:tblPr>
-        <w:tblW w:w="9864" w:type="dxa"/>
-        <w:jc w:val="center"/>
-        <w:tblBorders>
-          <w:top w:val="single" w:sz="10" w:space="0" w:color="55167B"/>
-          <w:left w:val="single" w:sz="10" w:space="0" w:color="55167B"/>
-          <w:bottom w:val="single" w:sz="10" w:space="0" w:color="55167B"/>
-          <w:right w:val="single" w:sz="10" w:space="0" w:color="55167B"/>
-          <w:insideH w:val="single" w:sz="10" w:space="0" w:color="55167B"/>
-        </w:tblBorders>
-        <w:tblLayout w:type="fixed"/>
-        <w:tblCellMar>
-          <w:top w:w="40" w:type="dxa"/>
-          <w:left w:w="140" w:type="dxa"/>
-          <w:bottom w:w="60" w:type="dxa"/>
-          <w:right w:w="140" w:type="dxa"/>
-        </w:tblCellMar>
-      </w:tblPr>
-      <w:tblGrid>
-        <w:gridCol w:w="9864"/>
-      </w:tblGrid>
-      <w:tr>
-        <w:trPr>
-          <w:cantSplit/>
-        </w:trPr>
-        <w:tc>
-          <w:tcPr>
-            <w:tcW w:w="9864" w:type="dxa"/>
-            <w:shd w:val="clear" w:color="auto" w:fill="55167B"/>
-          </w:tcPr>
-          <w:p>
-            <w:pPr>
-              <w:keepNext/>
-              <w:bidi/>
-              <w:spacing w:before="0" w:after="0"/>
-            </w:pPr>
-            <w:r>
-              <w:rPr>
-                <w:b/>
-                <w:bCs/>
-                <w:color w:val="FFFFFF"/>
-                <w:rtl/>
-              </w:rPr>
-              <w:t xml:space="preserve"/>
-            </w:r>
-            <w:r>
-              <w:rPr>
-                <w:b/>
-                <w:bCs/>
-                <w:color w:val="FFFFFF"/>
-                <w:rtl/>
-              </w:rPr>
-              <w:t xml:space="preserve"> </w:t>
-            </w:r>
-            <m:oMath>
-              <m:sSub>
-                <m:e>
-                  <m:r>
-                    <w:rPr>
-                      <w:b/>
-                      <w:bCs/>
-                      <w:color w:val="FFFFFF"/>
-                    </w:rPr>
-                    <m:t>z</m:t>
-                  </m:r>
-                </m:e>
-                <m:sub>
-                  <m:r>
-                    <w:rPr>
-                      <w:b/>
-                      <w:bCs/>
-                      <w:color w:val="FFFFFF"/>
-                    </w:rPr>
-                    <m:t>n</m:t>
-                  </m:r>
-                  <m:r>
-                    <m:rPr>
-                      <m:sty m:val="p"/>
-                    </m:rPr>
-                    <w:rPr>
-                      <w:b/>
-                      <w:bCs/>
-                      <w:color w:val="FFFFFF"/>
-                    </w:rPr>
-                    <m:t>+</m:t>
-                  </m:r>
-                  <m:r>
-                    <w:rPr>
-                      <w:b/>
-                      <w:bCs/>
-                      <w:color w:val="FFFFFF"/>
-                    </w:rPr>
-                    <m:t>1</m:t>
-                  </m:r>
-                </m:sub>
-              </m:sSub>
-              <m:r>
-                <m:rPr>
-                  <m:sty m:val="p"/>
-                </m:rPr>
-                <w:rPr>
-                  <w:b/>
-                  <w:bCs/>
-                  <w:color w:val="FFFFFF"/>
-                </w:rPr>
-                <m:t>=</m:t>
-              </m:r>
-              <m:r>
-                <w:rPr>
-                  <w:b/>
-                  <w:bCs/>
-                  <w:color w:val="FFFFFF"/>
-                </w:rPr>
-                <m:t>a</m:t>
-              </m:r>
-              <m:sSub>
-                <m:e>
-                  <m:r>
-                    <w:rPr>
-                      <w:b/>
-                      <w:bCs/>
-                      <w:color w:val="FFFFFF"/>
-                    </w:rPr>
-                    <m:t>z</m:t>
-                  </m:r>
-                </m:e>
-                <m:sub>
-                  <m:r>
-                    <w:rPr>
-                      <w:b/>
-                      <w:bCs/>
-                      <w:color w:val="FFFFFF"/>
-                    </w:rPr>
-                    <m:t>n</m:t>
-                  </m:r>
-                </m:sub>
-              </m:sSub>
-              <m:r>
-                <m:rPr>
-                  <m:sty m:val="p"/>
-                </m:rPr>
-                <w:rPr>
-                  <w:b/>
-                  <w:bCs/>
-                  <w:color w:val="FFFFFF"/>
-                </w:rPr>
-                <m:t>+</m:t>
-              </m:r>
-              <m:r>
-                <w:rPr>
-                  <w:b/>
-                  <w:bCs/>
-                  <w:color w:val="FFFFFF"/>
-                </w:rPr>
-                <m:t>b</m:t>
-              </m:r>
-            </m:oMath>
-            <w:r>
-              <w:rPr>
-                <w:b/>
-                <w:bCs/>
-                <w:color w:val="FFFFFF"/>
-                <w:rtl/>
-              </w:rPr>
-              <w:t xml:space="preserve"> </w:t>
-            </w:r>
-            <w:r>
-              <w:rPr>
-                <w:b/>
-                <w:bCs/>
-                <w:color w:val="FFFFFF"/>
-                <w:rtl/>
-              </w:rPr>
-              <w:t xml:space="preserve"> (</w:t>
-            </w:r>
-            <m:oMath>
-              <m:r>
-                <w:rPr>
-                  <w:b/>
-                  <w:bCs/>
-                  <w:color w:val="FFFFFF"/>
-                </w:rPr>
-                <m:t>a</m:t>
-              </m:r>
-              <m:r>
-                <m:rPr>
-                  <m:sty m:val="p"/>
-                </m:rPr>
-                <w:rPr>
-                  <w:b/>
-                  <w:bCs/>
-                  <w:color w:val="FFFFFF"/>
-                </w:rPr>
-                <m:t>≠</m:t>
-              </m:r>
-              <m:r>
-                <w:rPr>
-                  <w:b/>
-                  <w:bCs/>
-                  <w:color w:val="FFFFFF"/>
-                </w:rPr>
-                <m:t>1</m:t>
-              </m:r>
-            </m:oMath>
-            <w:r>
-              <w:rPr>
-                <w:b/>
-                <w:bCs/>
-                <w:color w:val="FFFFFF"/>
-                <w:rtl/>
-              </w:rPr>
-              <w:t xml:space="preserve">)</w:t>
-            </w:r>
-          </w:p>
-        </w:tc>
-      </w:tr>
-      <w:tr>
-        <w:tc>
-          <w:tcPr>
-            <w:tcW w:w="9864" w:type="dxa"/>
-            <w:shd w:val="clear" w:color="auto" w:fill="F8F4FA"/>
-          </w:tcPr>
-          <w:p>
-            <w:pPr>
-              <w:bidi/>
-            </w:pPr>
-            <m:oMath>
-              <m:sSub>
-                <m:e>
-                  <m:r>
-                    <m:t>M</m:t>
-                  </m:r>
-                </m:e>
-                <m:sub>
-                  <m:r>
-                    <m:t>n</m:t>
-                  </m:r>
-                  <m:r>
-                    <m:rPr>
-                      <m:sty m:val="p"/>
-                    </m:rPr>
-                    <m:t>+</m:t>
-                  </m:r>
-                  <m:r>
-                    <m:t>1</m:t>
-                  </m:r>
-                </m:sub>
-              </m:sSub>
-              <m:r>
-                <m:rPr>
-                  <m:sty m:val="p"/>
-                </m:rPr>
-                <m:t>=</m:t>
-              </m:r>
-              <m:r>
-                <m:t>S</m:t>
-              </m:r>
-              <m:d>
-                <m:dPr>
-                  <m:begChr m:val="("/>
-                  <m:endChr m:val=")"/>
-                  <m:sepChr m:val=""/>
-                  <m:grow/>
-                </m:dPr>
-                <m:e>
-                  <m:sSub>
-                    <m:e>
-                      <m:r>
-                        <m:t>M</m:t>
-                      </m:r>
-                    </m:e>
-                    <m:sub>
-                      <m:r>
-                        <m:t>n</m:t>
-                      </m:r>
-                    </m:sub>
-                  </m:sSub>
-                </m:e>
-              </m:d>
-            </m:oMath>
-            <w:r>
-              <w:rPr>
-                <w:rtl/>
-              </w:rPr>
-              <w:t xml:space="preserve"> </w:t>
-            </w:r>
-            <w:r>
-              <w:rPr>
-                <w:rtl/>
-              </w:rPr>
-              <w:t xml:space="preserve">حيث</w:t>
-            </w:r>
-            <w:r>
-              <w:rPr>
-                <w:rtl/>
-              </w:rPr>
-              <w:t xml:space="preserve"> </w:t>
-            </w:r>
-            <m:oMath>
-              <m:r>
-                <m:t>S</m:t>
-              </m:r>
-              <m:r>
-                <m:rPr>
-                  <m:sty m:val="p"/>
-                </m:rPr>
-                <m:t>:</m:t>
-              </m:r>
-              <m:r>
-                <m:t>z</m:t>
-              </m:r>
-              <m:r>
-                <m:rPr>
-                  <m:sty m:val="p"/>
-                </m:rPr>
-                <m:t>′</m:t>
-              </m:r>
-              <m:r>
-                <m:rPr>
-                  <m:sty m:val="p"/>
-                </m:rPr>
-                <m:t>=</m:t>
-              </m:r>
-              <m:r>
-                <m:t>a</m:t>
-              </m:r>
-              <m:r>
-                <m:t>z</m:t>
-              </m:r>
-              <m:r>
-                <m:rPr>
-                  <m:sty m:val="p"/>
-                </m:rPr>
-                <m:t>+</m:t>
-              </m:r>
-              <m:r>
-                <m:t>b</m:t>
-              </m:r>
-            </m:oMath>
-            <w:r>
-              <w:rPr>
-                <w:rtl/>
-              </w:rPr>
-              <w:t xml:space="preserve"> </w:t>
-            </w:r>
-            <w:r>
-              <w:rPr>
-                <w:rtl/>
-              </w:rPr>
-              <w:t xml:space="preserve">ذو المركز</w:t>
-            </w:r>
-            <w:r>
-              <w:rPr>
-                <w:rtl/>
-              </w:rPr>
-              <w:t xml:space="preserve"> </w:t>
-            </w:r>
-            <m:oMath>
-              <m:r>
-                <m:t>Ω</m:t>
-              </m:r>
-              <m:d>
-                <m:dPr>
-                  <m:begChr m:val="("/>
-                  <m:endChr m:val=")"/>
-                  <m:sepChr m:val=""/>
-                  <m:grow/>
-                </m:dPr>
-                <m:e>
-                  <m:r>
-                    <m:t>ω</m:t>
-                  </m:r>
-                </m:e>
-              </m:d>
-            </m:oMath>
-            <w:r>
-              <w:rPr>
-                <w:rtl/>
-              </w:rPr>
-              <w:t xml:space="preserve">.  المتتالية</w:t>
-            </w:r>
-            <w:r>
-              <w:rPr>
-                <w:rtl/>
-              </w:rPr>
-              <w:t xml:space="preserve"> </w:t>
-            </w:r>
-            <m:oMath>
-              <m:d>
-                <m:dPr>
-                  <m:begChr m:val="("/>
-                  <m:endChr m:val=")"/>
-                  <m:sepChr m:val=""/>
-                  <m:grow/>
-                </m:dPr>
-                <m:e>
-                  <m:sSub>
-                    <m:e>
-                      <m:r>
-                        <m:t>z</m:t>
-                      </m:r>
-                    </m:e>
-                    <m:sub>
-                      <m:r>
-                        <m:t>n</m:t>
-                      </m:r>
-                    </m:sub>
-                  </m:sSub>
-                  <m:r>
-                    <m:rPr>
-                      <m:sty m:val="p"/>
-                    </m:rPr>
-                    <m:t>−</m:t>
-                  </m:r>
-                  <m:r>
-                    <m:t>ω</m:t>
-                  </m:r>
-                </m:e>
-              </m:d>
-            </m:oMath>
-            <w:r>
-              <w:rPr>
-                <w:rtl/>
-              </w:rPr>
-              <w:t xml:space="preserve"> </w:t>
-            </w:r>
-            <w:r>
-              <w:rPr>
-                <w:rtl/>
-              </w:rPr>
-              <w:t xml:space="preserve">هندسية أساسها</w:t>
-            </w:r>
-            <w:r>
-              <w:rPr>
-                <w:rtl/>
-              </w:rPr>
-              <w:t xml:space="preserve"> </w:t>
-            </w:r>
-            <m:oMath>
-              <m:r>
-                <m:t>a</m:t>
-              </m:r>
-            </m:oMath>
-            <w:r>
-              <w:rPr>
-                <w:rtl/>
-              </w:rPr>
-              <w:t xml:space="preserve">:</w:t>
-            </w:r>
-          </w:p>
-          <w:p>
-            <w:pPr>
-              <w:bidi/>
-            </w:pPr>
-            <m:oMathPara>
-              <m:oMathParaPr>
-                <m:jc m:val="center"/>
-              </m:oMathParaPr>
-              <m:oMath>
-                <m:borderBox>
-                  <m:e>
-                    <m:sSub>
-                      <m:e>
-                        <m:r>
-                          <m:t>z</m:t>
-                        </m:r>
-                      </m:e>
-                      <m:sub>
-                        <m:r>
-                          <m:t>n</m:t>
-                        </m:r>
-                      </m:sub>
-                    </m:sSub>
-                    <m:r>
-                      <m:rPr>
-                        <m:sty m:val="p"/>
-                      </m:rPr>
-                      <m:t>−</m:t>
-                    </m:r>
-                    <m:r>
-                      <m:t>ω</m:t>
-                    </m:r>
-                    <m:r>
-                      <m:rPr>
-                        <m:sty m:val="p"/>
-                      </m:rPr>
-                      <m:t>=</m:t>
-                    </m:r>
-                    <m:sSup>
-                      <m:e>
-                        <m:r>
-                          <m:t>a</m:t>
-                        </m:r>
-                      </m:e>
-                      <m:sup>
-                        <m:r>
-                          <m:t>n</m:t>
-                        </m:r>
-                      </m:sup>
-                    </m:sSup>
-                    <m:d>
-                      <m:dPr>
-                        <m:begChr m:val="("/>
-                        <m:endChr m:val=")"/>
-                        <m:sepChr m:val=""/>
-                        <m:grow/>
-                      </m:dPr>
-                      <m:e>
-                        <m:sSub>
-                          <m:e>
-                            <m:r>
-                              <m:t>z</m:t>
-                            </m:r>
-                          </m:e>
-                          <m:sub>
-                            <m:r>
-                              <m:t>0</m:t>
-                            </m:r>
-                          </m:sub>
-                        </m:sSub>
-                        <m:r>
-                          <m:rPr>
-                            <m:sty m:val="p"/>
-                          </m:rPr>
-                          <m:t>−</m:t>
-                        </m:r>
-                        <m:r>
-                          <m:t>ω</m:t>
-                        </m:r>
-                      </m:e>
-                    </m:d>
-                  </m:e>
-                </m:borderBox>
-                <m:r>
-                  <m:t>  </m:t>
-                </m:r>
-                <m:r>
-                  <m:rPr>
-                    <m:sty m:val="p"/>
-                  </m:rPr>
-                  <m:t>;</m:t>
-                </m:r>
-                <m:r>
-                  <m:t>  </m:t>
-                </m:r>
-                <m:r>
-                  <m:t>Ω</m:t>
-                </m:r>
-                <m:sSub>
-                  <m:e>
-                    <m:r>
-                      <m:t>M</m:t>
-                    </m:r>
-                  </m:e>
-                  <m:sub>
-                    <m:r>
-                      <m:t>n</m:t>
-                    </m:r>
-                  </m:sub>
-                </m:sSub>
-                <m:r>
-                  <m:rPr>
-                    <m:sty m:val="p"/>
-                  </m:rPr>
-                  <m:t>=</m:t>
-                </m:r>
-                <m:sSup>
-                  <m:e>
-                    <m:d>
-                      <m:dPr>
-                        <m:begChr m:val="|"/>
-                        <m:endChr m:val="|"/>
-                        <m:sepChr m:val=""/>
-                        <m:grow/>
-                      </m:dPr>
-                      <m:e>
-                        <m:r>
-                          <m:t>a</m:t>
-                        </m:r>
-                      </m:e>
-                    </m:d>
-                  </m:e>
-                  <m:sup>
-                    <m:r>
-                      <m:t>n</m:t>
-                    </m:r>
-                  </m:sup>
-                </m:sSup>
-                <m:r>
-                  <m:t> </m:t>
-                </m:r>
-                <m:r>
-                  <m:t>Ω</m:t>
-                </m:r>
-                <m:sSub>
-                  <m:e>
-                    <m:r>
-                      <m:t>M</m:t>
-                    </m:r>
-                  </m:e>
-                  <m:sub>
-                    <m:r>
-                      <m:t>0</m:t>
-                    </m:r>
-                  </m:sub>
-                </m:sSub>
-              </m:oMath>
-            </m:oMathPara>
-          </w:p>
-          <w:p>
-            <w:pPr>
-              <w:bidi/>
-            </w:pPr>
-            <w:r>
-              <w:rPr>
-                <w:rtl/>
-              </w:rPr>
-              <w:t xml:space="preserve">إذن المتتالية</w:t>
-            </w:r>
-            <w:r>
-              <w:rPr>
-                <w:rtl/>
-              </w:rPr>
-              <w:t xml:space="preserve"> </w:t>
-            </w:r>
-            <m:oMath>
-              <m:d>
-                <m:dPr>
-                  <m:begChr m:val="("/>
-                  <m:endChr m:val=")"/>
-                  <m:sepChr m:val=""/>
-                  <m:grow/>
-                </m:dPr>
-                <m:e>
-                  <m:r>
-                    <m:t>Ω</m:t>
-                  </m:r>
-                  <m:sSub>
-                    <m:e>
-                      <m:r>
-                        <m:t>M</m:t>
-                      </m:r>
-                    </m:e>
-                    <m:sub>
-                      <m:r>
-                        <m:t>n</m:t>
-                      </m:r>
-                    </m:sub>
-                  </m:sSub>
-                </m:e>
-              </m:d>
-            </m:oMath>
-            <w:r>
-              <w:rPr>
-                <w:rtl/>
-              </w:rPr>
-              <w:t xml:space="preserve"> </w:t>
-            </w:r>
-            <w:r>
-              <w:rPr>
-                <w:rtl/>
-              </w:rPr>
-              <w:t xml:space="preserve">هندسية أساسها</w:t>
-            </w:r>
-            <w:r>
-              <w:rPr>
-                <w:rtl/>
-              </w:rPr>
-              <w:t xml:space="preserve"> </w:t>
-            </w:r>
-            <m:oMath>
-              <m:d>
-                <m:dPr>
-                  <m:begChr m:val="|"/>
-                  <m:endChr m:val="|"/>
-                  <m:sepChr m:val=""/>
-                  <m:grow/>
-                </m:dPr>
-                <m:e>
-                  <m:r>
-                    <m:t>a</m:t>
-                  </m:r>
-                </m:e>
-              </m:d>
-            </m:oMath>
-            <w:r>
-              <w:rPr>
-                <w:rtl/>
-              </w:rPr>
-              <w:t xml:space="preserve">: تتقارب نحو</w:t>
-            </w:r>
-            <w:r>
-              <w:rPr>
-                <w:rtl/>
-              </w:rPr>
-              <w:t xml:space="preserve"> </w:t>
-            </w:r>
-            <m:oMath>
-              <m:r>
-                <m:t>0</m:t>
-              </m:r>
-            </m:oMath>
-            <w:r>
-              <w:rPr>
-                <w:rtl/>
-              </w:rPr>
-              <w:t xml:space="preserve"> </w:t>
-            </w:r>
-            <w:r>
-              <w:rPr>
-                <w:rtl/>
-              </w:rPr>
-              <w:t xml:space="preserve">إذا كان</w:t>
-            </w:r>
-            <w:r>
-              <w:rPr>
-                <w:rtl/>
-              </w:rPr>
-              <w:t xml:space="preserve"> </w:t>
-            </w:r>
-            <m:oMath>
-              <m:d>
-                <m:dPr>
-                  <m:begChr m:val="|"/>
-                  <m:endChr m:val="|"/>
-                  <m:sepChr m:val=""/>
-                  <m:grow/>
-                </m:dPr>
-                <m:e>
-                  <m:r>
-                    <m:t>a</m:t>
-                  </m:r>
-                </m:e>
-              </m:d>
-              <m:r>
-                <m:rPr>
-                  <m:sty m:val="p"/>
-                </m:rPr>
-                <m:t>&lt;</m:t>
-              </m:r>
-              <m:r>
-                <m:t>1</m:t>
-              </m:r>
-            </m:oMath>
-            <w:r>
-              <w:rPr>
-                <w:rtl/>
-              </w:rPr>
-              <w:t xml:space="preserve">.</w:t>
-            </w:r>
-          </w:p>
-        </w:tc>
-      </w:tr>
-    </w:tbl>
-    <w:p>
-      <w:pPr>
-        <w:bidi/>
-        <w:spacing w:before="0" w:after="0"/>
-      </w:pPr>
-    </w:p>
-    <w:tbl>
-      <w:tblPr>
-        <w:tblW w:w="9864" w:type="dxa"/>
-        <w:jc w:val="center"/>
-        <w:tblBorders>
-          <w:top w:val="single" w:sz="10" w:space="0" w:color="9F5600"/>
-          <w:left w:val="single" w:sz="10" w:space="0" w:color="9F5600"/>
-          <w:bottom w:val="single" w:sz="10" w:space="0" w:color="9F5600"/>
-          <w:right w:val="single" w:sz="10" w:space="0" w:color="9F5600"/>
-          <w:insideH w:val="single" w:sz="10" w:space="0" w:color="9F5600"/>
-        </w:tblBorders>
-        <w:tblLayout w:type="fixed"/>
-        <w:tblCellMar>
-          <w:top w:w="40" w:type="dxa"/>
-          <w:left w:w="140" w:type="dxa"/>
-          <w:bottom w:w="60" w:type="dxa"/>
-          <w:right w:w="140" w:type="dxa"/>
-        </w:tblCellMar>
-      </w:tblPr>
-      <w:tblGrid>
-        <w:gridCol w:w="9864"/>
-      </w:tblGrid>
-      <w:tr>
-        <w:trPr>
-          <w:cantSplit/>
-        </w:trPr>
-        <w:tc>
-          <w:tcPr>
-            <w:tcW w:w="9864" w:type="dxa"/>
-            <w:shd w:val="clear" w:color="auto" w:fill="9F5600"/>
-          </w:tcPr>
-          <w:p>
-            <w:pPr>
-              <w:keepNext/>
-              <w:bidi/>
-              <w:spacing w:before="0" w:after="0"/>
-            </w:pPr>
-            <w:r>
-              <w:rPr>
-                <w:b/>
-                <w:bCs/>
-                <w:color w:val="FFFFFF"/>
-                <w:rtl/>
-              </w:rPr>
-              <w:t xml:space="preserve">مثال</w:t>
-            </w:r>
-          </w:p>
-        </w:tc>
-      </w:tr>
-      <w:tr>
-        <w:tc>
-          <w:tcPr>
-            <w:tcW w:w="9864" w:type="dxa"/>
-            <w:shd w:val="clear" w:color="auto" w:fill="FCF8F2"/>
-          </w:tcPr>
-          <w:p>
-            <w:pPr>
-              <w:bidi/>
-            </w:pPr>
-            <m:oMath>
-              <m:sSub>
-                <m:e>
-                  <m:r>
-                    <m:t>z</m:t>
-                  </m:r>
-                </m:e>
-                <m:sub>
-                  <m:r>
-                    <m:t>0</m:t>
-                  </m:r>
-                </m:sub>
-              </m:sSub>
-              <m:r>
-                <m:rPr>
-                  <m:sty m:val="p"/>
-                </m:rPr>
-                <m:t>=</m:t>
-              </m:r>
-              <m:r>
-                <m:t>4</m:t>
-              </m:r>
-            </m:oMath>
-            <w:r>
-              <w:rPr>
-                <w:rtl/>
-              </w:rPr>
-              <w:t xml:space="preserve"> </w:t>
-            </w:r>
-            <w:r>
-              <w:rPr>
-                <w:rtl/>
-              </w:rPr>
-              <w:t xml:space="preserve">و</w:t>
-            </w:r>
-            <w:r>
-              <w:rPr>
-                <w:rtl/>
-              </w:rPr>
-              <w:t xml:space="preserve"> </w:t>
-            </w:r>
-            <m:oMath>
-              <m:sSub>
-                <m:e>
-                  <m:r>
-                    <m:t>z</m:t>
-                  </m:r>
-                </m:e>
-                <m:sub>
-                  <m:r>
-                    <m:t>n</m:t>
-                  </m:r>
-                  <m:r>
-                    <m:rPr>
-                      <m:sty m:val="p"/>
-                    </m:rPr>
-                    <m:t>+</m:t>
-                  </m:r>
-                  <m:r>
-                    <m:t>1</m:t>
-                  </m:r>
-                </m:sub>
-              </m:sSub>
-              <m:r>
-                <m:rPr>
-                  <m:sty m:val="p"/>
-                </m:rPr>
-                <m:t>=</m:t>
-              </m:r>
-              <m:f>
-                <m:fPr>
-                  <m:type m:val="bar"/>
-                </m:fPr>
-                <m:num>
-                  <m:r>
-                    <m:t>1</m:t>
-                  </m:r>
-                  <m:r>
-                    <m:rPr>
-                      <m:sty m:val="p"/>
-                    </m:rPr>
-                    <m:t>+</m:t>
-                  </m:r>
-                  <m:r>
-                    <m:t>i</m:t>
-                  </m:r>
-                </m:num>
-                <m:den>
-                  <m:r>
-                    <m:t>2</m:t>
-                  </m:r>
-                </m:den>
-              </m:f>
-              <m:sSub>
-                <m:e>
-                  <m:r>
-                    <m:t>z</m:t>
-                  </m:r>
-                </m:e>
-                <m:sub>
-                  <m:r>
-                    <m:t>n</m:t>
-                  </m:r>
-                </m:sub>
-              </m:sSub>
-            </m:oMath>
-            <w:r>
-              <w:rPr>
-                <w:rtl/>
-              </w:rPr>
-              <w:t xml:space="preserve">.  </w:t>
-            </w:r>
-            <m:oMath>
-              <m:f>
-                <m:fPr>
-                  <m:type m:val="bar"/>
-                </m:fPr>
-                <m:num>
-                  <m:r>
-                    <m:t>1</m:t>
-                  </m:r>
-                  <m:r>
-                    <m:rPr>
-                      <m:sty m:val="p"/>
-                    </m:rPr>
-                    <m:t>+</m:t>
-                  </m:r>
-                  <m:r>
-                    <m:t>i</m:t>
-                  </m:r>
-                </m:num>
-                <m:den>
-                  <m:r>
-                    <m:t>2</m:t>
-                  </m:r>
-                </m:den>
-              </m:f>
-              <m:r>
-                <m:rPr>
-                  <m:sty m:val="p"/>
-                </m:rPr>
-                <m:t>=</m:t>
-              </m:r>
-              <m:f>
-                <m:fPr>
-                  <m:type m:val="bar"/>
-                </m:fPr>
-                <m:num>
-                  <m:rad>
-                    <m:radPr>
-                      <m:degHide m:val="on"/>
-                    </m:radPr>
-                    <m:deg/>
-                    <m:e>
-                      <m:r>
-                        <m:t>2</m:t>
-                      </m:r>
-                    </m:e>
-                  </m:rad>
-                </m:num>
-                <m:den>
-                  <m:r>
-                    <m:t>2</m:t>
-                  </m:r>
-                </m:den>
-              </m:f>
-              <m:sSup>
-                <m:e>
-                  <m:r>
-                    <m:t>e</m:t>
-                  </m:r>
-                </m:e>
-                <m:sup>
-                  <m:r>
-                    <m:t>i</m:t>
-                  </m:r>
-                  <m:f>
-                    <m:fPr>
-                      <m:type m:val="bar"/>
-                    </m:fPr>
-                    <m:num>
-                      <m:r>
-                        <m:t>π</m:t>
-                      </m:r>
-                    </m:num>
-                    <m:den>
-                      <m:r>
-                        <m:t>4</m:t>
-                      </m:r>
-                    </m:den>
-                  </m:f>
-                </m:sup>
-              </m:sSup>
-            </m:oMath>
-            <w:r>
-              <w:rPr>
-                <w:rtl/>
-              </w:rPr>
-              <w:t xml:space="preserve">: تشابه مركزه</w:t>
-            </w:r>
-            <w:r>
-              <w:rPr>
-                <w:rtl/>
-              </w:rPr>
-              <w:t xml:space="preserve"> </w:t>
-            </w:r>
-            <m:oMath>
-              <m:r>
-                <m:t>O</m:t>
-              </m:r>
-            </m:oMath>
-            <w:r>
-              <w:rPr>
-                <w:rtl/>
-              </w:rPr>
-              <w:t xml:space="preserve"> </w:t>
-            </w:r>
-            <w:r>
-              <w:rPr>
-                <w:rtl/>
-              </w:rPr>
-              <w:t xml:space="preserve">نسبته</w:t>
-            </w:r>
-            <w:r>
-              <w:rPr>
-                <w:rtl/>
-              </w:rPr>
-              <w:t xml:space="preserve"> </w:t>
-            </w:r>
-            <m:oMath>
-              <m:f>
-                <m:fPr>
-                  <m:type m:val="bar"/>
-                </m:fPr>
-                <m:num>
-                  <m:rad>
-                    <m:radPr>
-                      <m:degHide m:val="on"/>
-                    </m:radPr>
-                    <m:deg/>
-                    <m:e>
-                      <m:r>
-                        <m:t>2</m:t>
-                      </m:r>
-                    </m:e>
-                  </m:rad>
-                </m:num>
-                <m:den>
-                  <m:r>
-                    <m:t>2</m:t>
-                  </m:r>
-                </m:den>
-              </m:f>
-            </m:oMath>
-            <w:r>
-              <w:rPr>
-                <w:rtl/>
-              </w:rPr>
-              <w:t xml:space="preserve"> </w:t>
-            </w:r>
-            <w:r>
-              <w:rPr>
-                <w:rtl/>
-              </w:rPr>
-              <w:t xml:space="preserve">وزاويته</w:t>
-            </w:r>
-            <w:r>
-              <w:rPr>
-                <w:rtl/>
-              </w:rPr>
-              <w:t xml:space="preserve"> </w:t>
-            </w:r>
-            <m:oMath>
-              <m:f>
-                <m:fPr>
-                  <m:type m:val="bar"/>
-                </m:fPr>
-                <m:num>
-                  <m:r>
-                    <m:t>π</m:t>
-                  </m:r>
-                </m:num>
-                <m:den>
-                  <m:r>
-                    <m:t>4</m:t>
-                  </m:r>
-                </m:den>
-              </m:f>
-            </m:oMath>
-            <w:r>
-              <w:rPr>
-                <w:rtl/>
-              </w:rPr>
-              <w:t xml:space="preserve">.</w:t>
-            </w:r>
-          </w:p>
-          <w:p>
-            <w:pPr>
-              <w:numPr>
-                <w:ilvl w:val="0"/>
-                <w:numId w:val="1028"/>
-              </w:numPr>
-              <w:bidi/>
-            </w:pPr>
-            <m:oMath>
-              <m:sSub>
-                <m:e>
-                  <m:r>
-                    <m:t>z</m:t>
-                  </m:r>
-                </m:e>
-                <m:sub>
-                  <m:r>
-                    <m:t>n</m:t>
-                  </m:r>
-                </m:sub>
-              </m:sSub>
-              <m:r>
-                <m:rPr>
-                  <m:sty m:val="p"/>
-                </m:rPr>
-                <m:t>=</m:t>
-              </m:r>
-              <m:r>
-                <m:t>4</m:t>
-              </m:r>
-              <m:r>
-                <m:rPr>
-                  <m:sty m:val="p"/>
-                </m:rPr>
-                <m:t>(</m:t>
-              </m:r>
-              <m:f>
-                <m:fPr>
-                  <m:type m:val="bar"/>
-                </m:fPr>
-                <m:num>
-                  <m:rad>
-                    <m:radPr>
-                      <m:degHide m:val="on"/>
-                    </m:radPr>
-                    <m:deg/>
-                    <m:e>
-                      <m:r>
-                        <m:t>2</m:t>
-                      </m:r>
-                    </m:e>
-                  </m:rad>
-                </m:num>
-                <m:den>
-                  <m:r>
-                    <m:t>2</m:t>
-                  </m:r>
-                </m:den>
-              </m:f>
-              <m:sSup>
-                <m:e>
-                  <m:r>
-                    <m:rPr>
-                      <m:sty m:val="p"/>
-                    </m:rPr>
-                    <m:t>)</m:t>
-                  </m:r>
-                </m:e>
-                <m:sup>
-                  <m:r>
-                    <m:t>n</m:t>
-                  </m:r>
-                </m:sup>
-              </m:sSup>
-              <m:sSup>
-                <m:e>
-                  <m:r>
-                    <m:t>e</m:t>
-                  </m:r>
-                </m:e>
-                <m:sup>
-                  <m:r>
-                    <m:t>i</m:t>
-                  </m:r>
-                  <m:f>
-                    <m:fPr>
-                      <m:type m:val="bar"/>
-                    </m:fPr>
-                    <m:num>
-                      <m:r>
-                        <m:t>n</m:t>
-                      </m:r>
-                      <m:r>
-                        <m:t>π</m:t>
-                      </m:r>
-                    </m:num>
-                    <m:den>
-                      <m:r>
-                        <m:t>4</m:t>
-                      </m:r>
-                    </m:den>
-                  </m:f>
-                </m:sup>
-              </m:sSup>
-            </m:oMath>
-            <w:r>
-              <w:rPr>
-                <w:rtl/>
-              </w:rPr>
-              <w:t xml:space="preserve"> </w:t>
-            </w:r>
-            <w:r>
-              <w:rPr>
-                <w:rtl/>
-              </w:rPr>
-              <w:t xml:space="preserve">،  و</w:t>
-            </w:r>
-            <m:oMath>
-              <m:r>
-                <m:t>O</m:t>
-              </m:r>
-              <m:sSub>
-                <m:e>
-                  <m:r>
-                    <m:t>M</m:t>
-                  </m:r>
-                </m:e>
-                <m:sub>
-                  <m:r>
-                    <m:t>n</m:t>
-                  </m:r>
-                </m:sub>
-              </m:sSub>
-              <m:r>
-                <m:rPr>
-                  <m:sty m:val="p"/>
-                </m:rPr>
-                <m:t>=</m:t>
-              </m:r>
-              <m:r>
-                <m:t>4</m:t>
-              </m:r>
-              <m:r>
-                <m:rPr>
-                  <m:sty m:val="p"/>
-                </m:rPr>
-                <m:t>(</m:t>
-              </m:r>
-              <m:f>
-                <m:fPr>
-                  <m:type m:val="bar"/>
-                </m:fPr>
-                <m:num>
-                  <m:rad>
-                    <m:radPr>
-                      <m:degHide m:val="on"/>
-                    </m:radPr>
-                    <m:deg/>
-                    <m:e>
-                      <m:r>
-                        <m:t>2</m:t>
-                      </m:r>
-                    </m:e>
-                  </m:rad>
-                </m:num>
-                <m:den>
-                  <m:r>
-                    <m:t>2</m:t>
-                  </m:r>
-                </m:den>
-              </m:f>
-              <m:sSup>
-                <m:e>
-                  <m:r>
-                    <m:rPr>
-                      <m:sty m:val="p"/>
-                    </m:rPr>
-                    <m:t>)</m:t>
-                  </m:r>
-                </m:e>
-                <m:sup>
-                  <m:r>
-                    <m:t>n</m:t>
-                  </m:r>
-                </m:sup>
-              </m:sSup>
-            </m:oMath>
-            <w:r>
-              <w:rPr>
-                <w:rtl/>
-              </w:rPr>
-              <w:t xml:space="preserve"> </w:t>
-            </w:r>
-            <w:r>
-              <w:rPr>
-                <w:rtl/>
-              </w:rPr>
-              <w:t xml:space="preserve"> ومنه</w:t>
-            </w:r>
-            <w:r>
-              <w:rPr>
-                <w:rtl/>
-              </w:rPr>
-              <w:t xml:space="preserve"> </w:t>
-            </w:r>
-            <m:oMath>
-              <m:limLow>
-                <m:e>
-                  <m:r>
-                    <m:rPr>
-                      <m:sty m:val="p"/>
-                    </m:rPr>
-                    <m:t>lim</m:t>
-                  </m:r>
-                </m:e>
-                <m:lim>
-                  <m:r>
-                    <m:t>n</m:t>
-                  </m:r>
-                  <m:r>
-                    <m:rPr>
-                      <m:sty m:val="p"/>
-                    </m:rPr>
-                    <m:t>→</m:t>
-                  </m:r>
-                  <m:r>
-                    <m:rPr>
-                      <m:sty m:val="p"/>
-                    </m:rPr>
-                    <m:t>+</m:t>
-                  </m:r>
-                  <m:r>
-                    <m:rPr>
-                      <m:sty m:val="p"/>
-                    </m:rPr>
-                    <m:t>∞</m:t>
-                  </m:r>
-                </m:lim>
-              </m:limLow>
-              <m:r>
-                <m:t>O</m:t>
-              </m:r>
-              <m:sSub>
-                <m:e>
-                  <m:r>
-                    <m:t>M</m:t>
-                  </m:r>
-                </m:e>
-                <m:sub>
-                  <m:r>
-                    <m:t>n</m:t>
-                  </m:r>
-                </m:sub>
-              </m:sSub>
-              <m:r>
-                <m:rPr>
-                  <m:sty m:val="p"/>
-                </m:rPr>
-                <m:t>=</m:t>
-              </m:r>
-              <m:r>
-                <m:t>0</m:t>
-              </m:r>
-            </m:oMath>
-            <w:r>
-              <w:rPr>
-                <w:rtl/>
-              </w:rPr>
-              <w:t xml:space="preserve"> </w:t>
-            </w:r>
-            <w:r>
-              <w:rPr>
-                <w:rtl/>
-              </w:rPr>
-              <w:t xml:space="preserve">لأن</w:t>
-            </w:r>
-            <w:r>
-              <w:rPr>
-                <w:rtl/>
-              </w:rPr>
-              <w:t xml:space="preserve"> </w:t>
-            </w:r>
-            <m:oMath>
-              <m:r>
-                <m:t>0</m:t>
-              </m:r>
-              <m:r>
-                <m:rPr>
-                  <m:sty m:val="p"/>
-                </m:rPr>
-                <m:t>&lt;</m:t>
-              </m:r>
-              <m:f>
-                <m:fPr>
-                  <m:type m:val="bar"/>
-                </m:fPr>
-                <m:num>
-                  <m:rad>
-                    <m:radPr>
-                      <m:degHide m:val="on"/>
-                    </m:radPr>
-                    <m:deg/>
-                    <m:e>
-                      <m:r>
-                        <m:t>2</m:t>
-                      </m:r>
-                    </m:e>
-                  </m:rad>
-                </m:num>
-                <m:den>
-                  <m:r>
-                    <m:t>2</m:t>
-                  </m:r>
-                </m:den>
-              </m:f>
-              <m:r>
-                <m:rPr>
-                  <m:sty m:val="p"/>
-                </m:rPr>
-                <m:t>&lt;</m:t>
-              </m:r>
-              <m:r>
-                <m:t>1</m:t>
-              </m:r>
-            </m:oMath>
-            <w:r>
-              <w:rPr>
-                <w:rtl/>
-              </w:rPr>
-              <w:t xml:space="preserve">.</w:t>
-            </w:r>
-          </w:p>
-          <w:p>
-            <w:pPr>
-              <w:numPr>
-                <w:ilvl w:val="0"/>
-                <w:numId w:val="1028"/>
-              </w:numPr>
-              <w:bidi/>
-            </w:pPr>
-            <m:oMath>
-              <m:sSub>
-                <m:e>
-                  <m:r>
-                    <m:t>M</m:t>
-                  </m:r>
-                </m:e>
-                <m:sub>
-                  <m:r>
-                    <m:t>n</m:t>
-                  </m:r>
-                </m:sub>
-              </m:sSub>
-            </m:oMath>
-            <w:r>
-              <w:rPr>
-                <w:rtl/>
-              </w:rPr>
-              <w:t xml:space="preserve"> </w:t>
-            </w:r>
-            <w:r>
-              <w:rPr>
-                <w:rtl/>
-              </w:rPr>
-              <w:t xml:space="preserve">تنتمي إلى نصف المستقيم</w:t>
-            </w:r>
-            <w:r>
-              <w:rPr>
-                <w:rtl/>
-              </w:rPr>
-              <w:t xml:space="preserve"> </w:t>
-            </w:r>
-            <m:oMath>
-              <m:r>
-                <m:rPr>
-                  <m:sty m:val="p"/>
-                </m:rPr>
-                <m:t>[</m:t>
-              </m:r>
-              <m:r>
-                <m:t>O</m:t>
-              </m:r>
-              <m:r>
-                <m:t>x</m:t>
-              </m:r>
-              <m:r>
-                <m:rPr>
-                  <m:sty m:val="p"/>
-                </m:rPr>
-                <m:t>)</m:t>
-              </m:r>
-            </m:oMath>
-            <w:r>
-              <w:rPr>
-                <w:rtl/>
-              </w:rPr>
-              <w:t xml:space="preserve"> </w:t>
-            </w:r>
-            <m:oMath>
-              <m:r>
-                <m:rPr>
-                  <m:sty m:val="p"/>
-                </m:rPr>
-                <m:t>⇔</m:t>
-              </m:r>
-              <m:f>
-                <m:fPr>
-                  <m:type m:val="bar"/>
-                </m:fPr>
-                <m:num>
-                  <m:r>
-                    <m:t>n</m:t>
-                  </m:r>
-                  <m:r>
-                    <m:t>π</m:t>
-                  </m:r>
-                </m:num>
-                <m:den>
-                  <m:r>
-                    <m:t>4</m:t>
-                  </m:r>
-                </m:den>
-              </m:f>
-              <m:r>
-                <m:rPr>
-                  <m:sty m:val="p"/>
-                </m:rPr>
-                <m:t>=</m:t>
-              </m:r>
-              <m:r>
-                <m:t>2</m:t>
-              </m:r>
-              <m:r>
-                <m:t>k</m:t>
-              </m:r>
-              <m:r>
-                <m:t>π</m:t>
-              </m:r>
-              <m:r>
-                <m:rPr>
-                  <m:sty m:val="p"/>
-                </m:rPr>
-                <m:t>⇔</m:t>
-              </m:r>
-              <m:borderBox>
-                <m:e>
-                  <m:r>
-                    <m:t>n</m:t>
-                  </m:r>
-                  <m:r>
-                    <m:rPr>
-                      <m:sty m:val="p"/>
-                    </m:rPr>
-                    <m:t>=</m:t>
-                  </m:r>
-                  <m:r>
-                    <m:t>8</m:t>
-                  </m:r>
-                  <m:r>
-                    <m:t>k</m:t>
-                  </m:r>
-                  <m:r>
-                    <m:t> </m:t>
-                  </m:r>
-                  <m:r>
-                    <m:rPr>
-                      <m:sty m:val="p"/>
-                    </m:rPr>
-                    <m:t>,</m:t>
-                  </m:r>
-                  <m:r>
-                    <m:t> </m:t>
-                  </m:r>
-                  <m:r>
-                    <m:t>k</m:t>
-                  </m:r>
-                  <m:r>
-                    <m:rPr>
-                      <m:sty m:val="p"/>
-                    </m:rPr>
-                    <m:t>∈</m:t>
-                  </m:r>
-                  <m:r>
-                    <m:rPr>
-                      <m:sty m:val="p"/>
-                      <m:scr m:val="double-struck"/>
-                    </m:rPr>
-                    <m:t>N</m:t>
-                  </m:r>
-                </m:e>
-              </m:borderBox>
-            </m:oMath>
-            <w:r>
-              <w:rPr>
-                <w:rtl/>
-              </w:rPr>
-              <w:t xml:space="preserve">.</w:t>
-            </w:r>
-          </w:p>
-          <w:p>
-            <w:pPr>
-              <w:numPr>
-                <w:ilvl w:val="0"/>
-                <w:numId w:val="1028"/>
-              </w:numPr>
-              <w:bidi/>
-            </w:pPr>
-            <m:oMath>
-              <m:f>
-                <m:fPr>
-                  <m:type m:val="bar"/>
-                </m:fPr>
-                <m:num>
-                  <m:sSub>
-                    <m:e>
-                      <m:r>
-                        <m:t>z</m:t>
-                      </m:r>
-                    </m:e>
-                    <m:sub>
-                      <m:r>
-                        <m:t>n</m:t>
-                      </m:r>
-                    </m:sub>
-                  </m:sSub>
-                  <m:r>
-                    <m:rPr>
-                      <m:sty m:val="p"/>
-                    </m:rPr>
-                    <m:t>−</m:t>
-                  </m:r>
-                  <m:sSub>
-                    <m:e>
-                      <m:r>
-                        <m:t>z</m:t>
-                      </m:r>
-                    </m:e>
-                    <m:sub>
-                      <m:r>
-                        <m:t>n</m:t>
-                      </m:r>
-                      <m:r>
-                        <m:rPr>
-                          <m:sty m:val="p"/>
-                        </m:rPr>
-                        <m:t>+</m:t>
-                      </m:r>
-                      <m:r>
-                        <m:t>1</m:t>
-                      </m:r>
-                    </m:sub>
-                  </m:sSub>
-                </m:num>
-                <m:den>
-                  <m:r>
-                    <m:t>0</m:t>
-                  </m:r>
-                  <m:r>
-                    <m:rPr>
-                      <m:sty m:val="p"/>
-                    </m:rPr>
-                    <m:t>−</m:t>
-                  </m:r>
-                  <m:sSub>
-                    <m:e>
-                      <m:r>
-                        <m:t>z</m:t>
-                      </m:r>
-                    </m:e>
-                    <m:sub>
-                      <m:r>
-                        <m:t>n</m:t>
-                      </m:r>
-                      <m:r>
-                        <m:rPr>
-                          <m:sty m:val="p"/>
-                        </m:rPr>
-                        <m:t>+</m:t>
-                      </m:r>
-                      <m:r>
-                        <m:t>1</m:t>
-                      </m:r>
-                    </m:sub>
-                  </m:sSub>
-                </m:den>
-              </m:f>
-              <m:r>
-                <m:rPr>
-                  <m:sty m:val="p"/>
-                </m:rPr>
-                <m:t>=</m:t>
-              </m:r>
-              <m:f>
-                <m:fPr>
-                  <m:type m:val="bar"/>
-                </m:fPr>
-                <m:num>
-                  <m:r>
-                    <m:t>1</m:t>
-                  </m:r>
-                  <m:r>
-                    <m:rPr>
-                      <m:sty m:val="p"/>
-                    </m:rPr>
-                    <m:t>−</m:t>
-                  </m:r>
-                  <m:f>
-                    <m:fPr>
-                      <m:type m:val="bar"/>
-                    </m:fPr>
-                    <m:num>
-                      <m:r>
-                        <m:t>1</m:t>
-                      </m:r>
-                      <m:r>
-                        <m:rPr>
-                          <m:sty m:val="p"/>
-                        </m:rPr>
-                        <m:t>+</m:t>
-                      </m:r>
-                      <m:r>
-                        <m:t>i</m:t>
-                      </m:r>
-                    </m:num>
-                    <m:den>
-                      <m:r>
-                        <m:t>2</m:t>
-                      </m:r>
-                    </m:den>
-                  </m:f>
-                </m:num>
-                <m:den>
-                  <m:r>
-                    <m:rPr>
-                      <m:sty m:val="p"/>
-                    </m:rPr>
-                    <m:t>−</m:t>
-                  </m:r>
-                  <m:f>
-                    <m:fPr>
-                      <m:type m:val="bar"/>
-                    </m:fPr>
-                    <m:num>
-                      <m:r>
-                        <m:t>1</m:t>
-                      </m:r>
-                      <m:r>
-                        <m:rPr>
-                          <m:sty m:val="p"/>
-                        </m:rPr>
-                        <m:t>+</m:t>
-                      </m:r>
-                      <m:r>
-                        <m:t>i</m:t>
-                      </m:r>
-                    </m:num>
-                    <m:den>
-                      <m:r>
-                        <m:t>2</m:t>
-                      </m:r>
-                    </m:den>
-                  </m:f>
-                </m:den>
-              </m:f>
-              <m:r>
-                <m:rPr>
-                  <m:sty m:val="p"/>
-                </m:rPr>
-                <m:t>=</m:t>
-              </m:r>
-              <m:f>
-                <m:fPr>
-                  <m:type m:val="bar"/>
-                </m:fPr>
-                <m:num>
-                  <m:r>
-                    <m:t>1</m:t>
-                  </m:r>
-                  <m:r>
-                    <m:rPr>
-                      <m:sty m:val="p"/>
-                    </m:rPr>
-                    <m:t>−</m:t>
-                  </m:r>
-                  <m:r>
-                    <m:t>i</m:t>
-                  </m:r>
-                </m:num>
-                <m:den>
-                  <m:r>
-                    <m:rPr>
-                      <m:sty m:val="p"/>
-                    </m:rPr>
-                    <m:t>−</m:t>
-                  </m:r>
-                  <m:d>
-                    <m:dPr>
-                      <m:begChr m:val="("/>
-                      <m:endChr m:val=")"/>
-                      <m:sepChr m:val=""/>
-                      <m:grow/>
-                    </m:dPr>
-                    <m:e>
-                      <m:r>
-                        <m:t>1</m:t>
-                      </m:r>
-                      <m:r>
-                        <m:rPr>
-                          <m:sty m:val="p"/>
-                        </m:rPr>
-                        <m:t>+</m:t>
-                      </m:r>
-                      <m:r>
-                        <m:t>i</m:t>
-                      </m:r>
-                    </m:e>
-                  </m:d>
-                </m:den>
-              </m:f>
-              <m:r>
-                <m:rPr>
-                  <m:sty m:val="p"/>
-                </m:rPr>
-                <m:t>=</m:t>
-              </m:r>
-              <m:r>
-                <m:t>i</m:t>
-              </m:r>
-            </m:oMath>
-            <w:r>
-              <w:rPr>
-                <w:rtl/>
-              </w:rPr>
-              <w:t xml:space="preserve"> </w:t>
-            </w:r>
-            <w:r>
-              <w:rPr>
-                <w:rtl/>
-              </w:rPr>
-              <w:t xml:space="preserve">،  إذن المثلث</w:t>
-            </w:r>
-            <w:r>
-              <w:rPr>
-                <w:rtl/>
-              </w:rPr>
-              <w:t xml:space="preserve"> </w:t>
-            </w:r>
-            <m:oMath>
-              <m:r>
-                <m:t>O</m:t>
-              </m:r>
-              <m:sSub>
-                <m:e>
-                  <m:r>
-                    <m:t>M</m:t>
-                  </m:r>
-                </m:e>
-                <m:sub>
-                  <m:r>
-                    <m:t>n</m:t>
-                  </m:r>
-                  <m:r>
-                    <m:rPr>
-                      <m:sty m:val="p"/>
-                    </m:rPr>
-                    <m:t>+</m:t>
-                  </m:r>
-                  <m:r>
-                    <m:t>1</m:t>
-                  </m:r>
-                </m:sub>
-              </m:sSub>
-              <m:sSub>
-                <m:e>
-                  <m:r>
-                    <m:t>M</m:t>
-                  </m:r>
-                </m:e>
-                <m:sub>
-                  <m:r>
-                    <m:t>n</m:t>
-                  </m:r>
-                </m:sub>
-              </m:sSub>
-            </m:oMath>
-            <w:r>
-              <w:rPr>
-                <w:rtl/>
-              </w:rPr>
-              <w:t xml:space="preserve"> </w:t>
-            </w:r>
-            <w:r>
-              <w:rPr>
-                <w:rtl/>
-              </w:rPr>
-              <w:t xml:space="preserve">قائم ومتساوي الساقين في</w:t>
-            </w:r>
-            <w:r>
-              <w:rPr>
-                <w:rtl/>
-              </w:rPr>
-              <w:t xml:space="preserve"> </w:t>
-            </w:r>
-            <m:oMath>
-              <m:sSub>
-                <m:e>
-                  <m:r>
-                    <m:t>M</m:t>
-                  </m:r>
-                </m:e>
-                <m:sub>
-                  <m:r>
-                    <m:t>n</m:t>
-                  </m:r>
-                  <m:r>
-                    <m:rPr>
-                      <m:sty m:val="p"/>
-                    </m:rPr>
-                    <m:t>+</m:t>
-                  </m:r>
-                  <m:r>
-                    <m:t>1</m:t>
-                  </m:r>
-                </m:sub>
-              </m:sSub>
-            </m:oMath>
-            <w:r>
-              <w:rPr>
-                <w:rtl/>
-              </w:rPr>
-              <w:t xml:space="preserve">.</w:t>
             </w:r>
           </w:p>
         </w:tc>
@@ -46203,7 +46781,7 @@
             <w:pPr>
               <w:numPr>
                 <w:ilvl w:val="0"/>
-                <w:numId w:val="1029"/>
+                <w:numId w:val="1030"/>
               </w:numPr>
               <w:bidi/>
             </w:pPr>
@@ -46318,7 +46896,7 @@
             <w:pPr>
               <w:numPr>
                 <w:ilvl w:val="0"/>
-                <w:numId w:val="1029"/>
+                <w:numId w:val="1030"/>
               </w:numPr>
               <w:bidi/>
             </w:pPr>
@@ -47897,7 +48475,7 @@
               <w:drawing>
                 <wp:inline>
                   <wp:extent cx="1988820" cy="1988820"/>
-                  <wp:docPr id="7" name="Picture 7"/>
+                  <wp:docPr id="8" name="Picture 8"/>
                   <wp:cNvGraphicFramePr>
                     <a:graphicFrameLocks noChangeAspect="1"/>
                   </wp:cNvGraphicFramePr>
@@ -47909,7 +48487,7 @@
                           <pic:cNvPicPr/>
                         </pic:nvPicPr>
                         <pic:blipFill>
-                          <a:blip r:embed="rId15"/>
+                          <a:blip r:embed="rId16"/>
                           <a:stretch>
                             <a:fillRect/>
                           </a:stretch>
@@ -47998,23 +48576,9 @@
             </w:pPr>
             <w:r>
               <w:rPr>
-                <w:b/>
-                <w:bCs/>
-                <w:rtl/>
-              </w:rPr>
-              <w:t xml:space="preserve">(شعبة رياضيات وتقني رياضي)</w:t>
-            </w:r>
-            <w:r>
-              <w:rPr>
-                <w:rtl/>
-              </w:rPr>
-              <w:t xml:space="preserve"> </w:t>
-            </w:r>
-            <w:r>
-              <w:rPr>
-                <w:rtl/>
-              </w:rPr>
-              <w:t xml:space="preserve"> في المستوي المنسوب إلى معلم متعامد ومتجانس</w:t>
+                <w:rtl/>
+              </w:rPr>
+              <w:t xml:space="preserve">في المستوي المنسوب إلى معلم متعامد ومتجانس</w:t>
             </w:r>
             <w:r>
               <w:rPr>
@@ -52194,7 +52758,7 @@
               <w:drawing>
                 <wp:inline>
                   <wp:extent cx="2354580" cy="2308860"/>
-                  <wp:docPr id="8" name="Picture 8"/>
+                  <wp:docPr id="9" name="Picture 9"/>
                   <wp:cNvGraphicFramePr>
                     <a:graphicFrameLocks noChangeAspect="1"/>
                   </wp:cNvGraphicFramePr>
@@ -52206,7 +52770,7 @@
                           <pic:cNvPicPr/>
                         </pic:nvPicPr>
                         <pic:blipFill>
-                          <a:blip r:embed="rId16"/>
+                          <a:blip r:embed="rId17"/>
                           <a:stretch>
                             <a:fillRect/>
                           </a:stretch>
@@ -55872,7 +56436,7 @@
               <w:drawing>
                 <wp:inline>
                   <wp:extent cx="1883664" cy="1883664"/>
-                  <wp:docPr id="9" name="Picture 9"/>
+                  <wp:docPr id="10" name="Picture 10"/>
                   <wp:cNvGraphicFramePr>
                     <a:graphicFrameLocks noChangeAspect="1"/>
                   </wp:cNvGraphicFramePr>
@@ -55884,7 +56448,7 @@
                           <pic:cNvPicPr/>
                         </pic:nvPicPr>
                         <pic:blipFill>
-                          <a:blip r:embed="rId17"/>
+                          <a:blip r:embed="rId18"/>
                           <a:stretch>
                             <a:fillRect/>
                           </a:stretch>
@@ -56973,6 +57537,261 @@
                       <w:rtl/>
                     </w:rPr>
                     <w:t xml:space="preserve">معادلة من الدرجة الثالثة</w:t>
+                  </w:r>
+                </w:p>
+              </w:tc>
+            </w:tr>
+            <w:tr>
+              <w:tc>
+                <w:tcPr/>
+                <w:p>
+                  <w:pPr>
+                    <w:pStyle w:val="Compact"/>
+                    <w:bidi/>
+                    <w:jc w:val="left"/>
+                  </w:pPr>
+                  <m:oMath>
+                    <m:r>
+                      <m:t>w</m:t>
+                    </m:r>
+                    <m:r>
+                      <m:rPr>
+                        <m:sty m:val="p"/>
+                      </m:rPr>
+                      <m:t>=</m:t>
+                    </m:r>
+                    <m:r>
+                      <m:t>x</m:t>
+                    </m:r>
+                    <m:r>
+                      <m:rPr>
+                        <m:sty m:val="p"/>
+                      </m:rPr>
+                      <m:t>+</m:t>
+                    </m:r>
+                    <m:r>
+                      <m:t>i</m:t>
+                    </m:r>
+                    <m:r>
+                      <m:t>y</m:t>
+                    </m:r>
+                  </m:oMath>
+                  <w:r>
+                    <w:rPr>
+                      <w:rtl/>
+                    </w:rPr>
+                    <w:t xml:space="preserve">:  </w:t>
+                  </w:r>
+                  <m:oMath>
+                    <m:sSup>
+                      <m:e>
+                        <m:r>
+                          <m:t>x</m:t>
+                        </m:r>
+                      </m:e>
+                      <m:sup>
+                        <m:r>
+                          <m:t>2</m:t>
+                        </m:r>
+                      </m:sup>
+                    </m:sSup>
+                    <m:r>
+                      <m:rPr>
+                        <m:sty m:val="p"/>
+                      </m:rPr>
+                      <m:t>−</m:t>
+                    </m:r>
+                    <m:sSup>
+                      <m:e>
+                        <m:r>
+                          <m:t>y</m:t>
+                        </m:r>
+                      </m:e>
+                      <m:sup>
+                        <m:r>
+                          <m:t>2</m:t>
+                        </m:r>
+                      </m:sup>
+                    </m:sSup>
+                    <m:r>
+                      <m:rPr>
+                        <m:sty m:val="p"/>
+                      </m:rPr>
+                      <m:t>=</m:t>
+                    </m:r>
+                    <m:r>
+                      <m:t>a</m:t>
+                    </m:r>
+                  </m:oMath>
+                  <w:r>
+                    <w:rPr>
+                      <w:rtl/>
+                    </w:rPr>
+                    <w:t xml:space="preserve"> </w:t>
+                  </w:r>
+                  <w:r>
+                    <w:rPr>
+                      <w:rtl/>
+                    </w:rPr>
+                    <w:t xml:space="preserve">،</w:t>
+                  </w:r>
+                  <w:r>
+                    <w:rPr>
+                      <w:rtl/>
+                    </w:rPr>
+                    <w:t xml:space="preserve"> </w:t>
+                  </w:r>
+                  <m:oMath>
+                    <m:r>
+                      <m:t>2</m:t>
+                    </m:r>
+                    <m:r>
+                      <m:t>x</m:t>
+                    </m:r>
+                    <m:r>
+                      <m:t>y</m:t>
+                    </m:r>
+                    <m:r>
+                      <m:rPr>
+                        <m:sty m:val="p"/>
+                      </m:rPr>
+                      <m:t>=</m:t>
+                    </m:r>
+                    <m:r>
+                      <m:t>b</m:t>
+                    </m:r>
+                  </m:oMath>
+                  <w:r>
+                    <w:rPr>
+                      <w:rtl/>
+                    </w:rPr>
+                    <w:t xml:space="preserve"> </w:t>
+                  </w:r>
+                  <w:r>
+                    <w:rPr>
+                      <w:rtl/>
+                    </w:rPr>
+                    <w:t xml:space="preserve">،</w:t>
+                  </w:r>
+                  <w:r>
+                    <w:rPr>
+                      <w:rtl/>
+                    </w:rPr>
+                    <w:t xml:space="preserve"> </w:t>
+                  </w:r>
+                  <m:oMath>
+                    <m:sSup>
+                      <m:e>
+                        <m:r>
+                          <m:t>x</m:t>
+                        </m:r>
+                      </m:e>
+                      <m:sup>
+                        <m:r>
+                          <m:t>2</m:t>
+                        </m:r>
+                      </m:sup>
+                    </m:sSup>
+                    <m:r>
+                      <m:rPr>
+                        <m:sty m:val="p"/>
+                      </m:rPr>
+                      <m:t>+</m:t>
+                    </m:r>
+                    <m:sSup>
+                      <m:e>
+                        <m:r>
+                          <m:t>y</m:t>
+                        </m:r>
+                      </m:e>
+                      <m:sup>
+                        <m:r>
+                          <m:t>2</m:t>
+                        </m:r>
+                      </m:sup>
+                    </m:sSup>
+                    <m:r>
+                      <m:rPr>
+                        <m:sty m:val="p"/>
+                      </m:rPr>
+                      <m:t>=</m:t>
+                    </m:r>
+                    <m:d>
+                      <m:dPr>
+                        <m:begChr m:val="|"/>
+                        <m:endChr m:val="|"/>
+                        <m:sepChr m:val=""/>
+                        <m:grow/>
+                      </m:dPr>
+                      <m:e>
+                        <m:r>
+                          <m:t>a</m:t>
+                        </m:r>
+                        <m:r>
+                          <m:rPr>
+                            <m:sty m:val="p"/>
+                          </m:rPr>
+                          <m:t>+</m:t>
+                        </m:r>
+                        <m:r>
+                          <m:t>i</m:t>
+                        </m:r>
+                        <m:r>
+                          <m:t>b</m:t>
+                        </m:r>
+                      </m:e>
+                    </m:d>
+                  </m:oMath>
+                </w:p>
+              </w:tc>
+              <w:tc>
+                <w:tcPr/>
+                <w:p>
+                  <w:pPr>
+                    <w:pStyle w:val="Compact"/>
+                    <w:bidi/>
+                    <w:jc w:val="left"/>
+                  </w:pPr>
+                  <w:r>
+                    <w:rPr>
+                      <w:rtl/>
+                    </w:rPr>
+                    <w:t xml:space="preserve">الجذران التربيعيان لـ</w:t>
+                  </w:r>
+                  <w:r>
+                    <w:rPr>
+                      <w:rtl/>
+                    </w:rPr>
+                    <w:t xml:space="preserve"> </w:t>
+                  </w:r>
+                  <m:oMath>
+                    <m:r>
+                      <m:t>a</m:t>
+                    </m:r>
+                    <m:r>
+                      <m:rPr>
+                        <m:sty m:val="p"/>
+                      </m:rPr>
+                      <m:t>+</m:t>
+                    </m:r>
+                    <m:r>
+                      <m:t>i</m:t>
+                    </m:r>
+                    <m:r>
+                      <m:t>b</m:t>
+                    </m:r>
+                  </m:oMath>
+                  <w:r>
+                    <w:rPr>
+                      <w:rtl/>
+                    </w:rPr>
+                    <w:t xml:space="preserve"> </w:t>
+                  </w:r>
+                  <w:r>
+                    <w:rPr>
+                      <w:rtl/>
+                    </w:rPr>
+                    <w:t xml:space="preserve">(علوم تجريبية)</w:t>
                   </w:r>
                 </w:p>
               </w:tc>
@@ -58837,26 +59656,8 @@
                     <w:jc w:val="left"/>
                   </w:pPr>
                   <m:oMath>
-                    <m:sSub>
-                      <m:e>
-                        <m:r>
-                          <m:t>z</m:t>
-                        </m:r>
-                      </m:e>
-                      <m:sub>
-                        <m:r>
-                          <m:t>n</m:t>
-                        </m:r>
-                      </m:sub>
-                    </m:sSub>
                     <m:r>
-                      <m:rPr>
-                        <m:sty m:val="p"/>
-                      </m:rPr>
-                      <m:t>−</m:t>
-                    </m:r>
-                    <m:r>
-                      <m:t>ω</m:t>
+                      <m:t>S</m:t>
                     </m:r>
                     <m:r>
                       <m:rPr>
@@ -58864,18 +59665,67 @@
                       </m:rPr>
                       <m:t>=</m:t>
                     </m:r>
-                    <m:sSup>
-                      <m:e>
-                        <m:r>
-                          <m:t>a</m:t>
-                        </m:r>
-                      </m:e>
-                      <m:sup>
-                        <m:r>
-                          <m:t>n</m:t>
-                        </m:r>
-                      </m:sup>
-                    </m:sSup>
+                    <m:r>
+                      <m:t>h</m:t>
+                    </m:r>
+                    <m:r>
+                      <m:rPr>
+                        <m:sty m:val="p"/>
+                      </m:rPr>
+                      <m:t>∘</m:t>
+                    </m:r>
+                    <m:r>
+                      <m:t>r</m:t>
+                    </m:r>
+                    <m:r>
+                      <m:rPr>
+                        <m:sty m:val="p"/>
+                      </m:rPr>
+                      <m:t>=</m:t>
+                    </m:r>
+                    <m:r>
+                      <m:t>r</m:t>
+                    </m:r>
+                    <m:r>
+                      <m:rPr>
+                        <m:sty m:val="p"/>
+                      </m:rPr>
+                      <m:t>∘</m:t>
+                    </m:r>
+                    <m:r>
+                      <m:t>h</m:t>
+                    </m:r>
+                  </m:oMath>
+                  <w:r>
+                    <w:rPr>
+                      <w:rtl/>
+                    </w:rPr>
+                    <w:t xml:space="preserve">:  </w:t>
+                  </w:r>
+                  <m:oMath>
+                    <m:r>
+                      <m:t>r</m:t>
+                    </m:r>
+                  </m:oMath>
+                  <w:r>
+                    <w:rPr>
+                      <w:rtl/>
+                    </w:rPr>
+                    <w:t xml:space="preserve"> </w:t>
+                  </w:r>
+                  <w:r>
+                    <w:rPr>
+                      <w:rtl/>
+                    </w:rPr>
+                    <w:t xml:space="preserve">دوران</w:t>
+                  </w:r>
+                  <w:r>
+                    <w:rPr>
+                      <w:rtl/>
+                    </w:rPr>
+                    <w:t xml:space="preserve"> </w:t>
+                  </w:r>
+                  <m:oMath>
                     <m:d>
                       <m:dPr>
                         <m:begChr m:val="("/>
@@ -58884,26 +59734,17 @@
                         <m:grow/>
                       </m:dPr>
                       <m:e>
-                        <m:sSub>
-                          <m:e>
-                            <m:r>
-                              <m:t>z</m:t>
-                            </m:r>
-                          </m:e>
-                          <m:sub>
-                            <m:r>
-                              <m:t>0</m:t>
-                            </m:r>
-                          </m:sub>
-                        </m:sSub>
+                        <m:r>
+                          <m:t>Ω</m:t>
+                        </m:r>
                         <m:r>
                           <m:rPr>
                             <m:sty m:val="p"/>
                           </m:rPr>
-                          <m:t>−</m:t>
+                          <m:t>;</m:t>
                         </m:r>
                         <m:r>
-                          <m:t>ω</m:t>
+                          <m:t>θ</m:t>
                         </m:r>
                       </m:e>
                     </m:d>
@@ -58918,70 +59759,12 @@
                     <w:rPr>
                       <w:rtl/>
                     </w:rPr>
-                    <w:t xml:space="preserve">، و</w:t>
+                    <w:t xml:space="preserve">،  </w:t>
                   </w:r>
                   <m:oMath>
                     <m:r>
-                      <m:t>Ω</m:t>
+                      <m:t>h</m:t>
                     </m:r>
-                    <m:sSub>
-                      <m:e>
-                        <m:r>
-                          <m:t>M</m:t>
-                        </m:r>
-                      </m:e>
-                      <m:sub>
-                        <m:r>
-                          <m:t>n</m:t>
-                        </m:r>
-                      </m:sub>
-                    </m:sSub>
-                    <m:r>
-                      <m:rPr>
-                        <m:sty m:val="p"/>
-                      </m:rPr>
-                      <m:t>=</m:t>
-                    </m:r>
-                    <m:sSup>
-                      <m:e>
-                        <m:d>
-                          <m:dPr>
-                            <m:begChr m:val="|"/>
-                            <m:endChr m:val="|"/>
-                            <m:sepChr m:val=""/>
-                            <m:grow/>
-                          </m:dPr>
-                          <m:e>
-                            <m:r>
-                              <m:t>a</m:t>
-                            </m:r>
-                          </m:e>
-                        </m:d>
-                      </m:e>
-                      <m:sup>
-                        <m:r>
-                          <m:t>n</m:t>
-                        </m:r>
-                      </m:sup>
-                    </m:sSup>
-                    <m:r>
-                      <m:t> </m:t>
-                    </m:r>
-                    <m:r>
-                      <m:t>Ω</m:t>
-                    </m:r>
-                    <m:sSub>
-                      <m:e>
-                        <m:r>
-                          <m:t>M</m:t>
-                        </m:r>
-                      </m:e>
-                      <m:sub>
-                        <m:r>
-                          <m:t>0</m:t>
-                        </m:r>
-                      </m:sub>
-                    </m:sSub>
                   </m:oMath>
                   <w:r>
                     <w:rPr>
@@ -58993,8 +59776,38 @@
                     <w:rPr>
                       <w:rtl/>
                     </w:rPr>
-                    <w:t xml:space="preserve">(متتالية هندسية).</w:t>
+                    <w:t xml:space="preserve">تحاك</w:t>
                   </w:r>
+                  <w:r>
+                    <w:rPr>
+                      <w:rtl/>
+                    </w:rPr>
+                    <w:t xml:space="preserve"> </w:t>
+                  </w:r>
+                  <m:oMath>
+                    <m:d>
+                      <m:dPr>
+                        <m:begChr m:val="("/>
+                        <m:endChr m:val=")"/>
+                        <m:sepChr m:val=""/>
+                        <m:grow/>
+                      </m:dPr>
+                      <m:e>
+                        <m:r>
+                          <m:t>Ω</m:t>
+                        </m:r>
+                        <m:r>
+                          <m:rPr>
+                            <m:sty m:val="p"/>
+                          </m:rPr>
+                          <m:t>;</m:t>
+                        </m:r>
+                        <m:r>
+                          <m:t>k</m:t>
+                        </m:r>
+                      </m:e>
+                    </m:d>
+                  </m:oMath>
                 </w:p>
               </w:tc>
               <w:tc>
@@ -59009,67 +59822,8 @@
                     <w:rPr>
                       <w:rtl/>
                     </w:rPr>
-                    <w:t xml:space="preserve">متتالية نقط</w:t>
+                    <w:t xml:space="preserve">التحليل القانوني لتشابه مباشر</w:t>
                   </w:r>
-                  <w:r>
-                    <w:rPr>
-                      <w:rtl/>
-                    </w:rPr>
-                    <w:t xml:space="preserve"> </w:t>
-                  </w:r>
-                  <m:oMath>
-                    <m:sSub>
-                      <m:e>
-                        <m:r>
-                          <m:t>z</m:t>
-                        </m:r>
-                      </m:e>
-                      <m:sub>
-                        <m:r>
-                          <m:t>n</m:t>
-                        </m:r>
-                        <m:r>
-                          <m:rPr>
-                            <m:sty m:val="p"/>
-                          </m:rPr>
-                          <m:t>+</m:t>
-                        </m:r>
-                        <m:r>
-                          <m:t>1</m:t>
-                        </m:r>
-                      </m:sub>
-                    </m:sSub>
-                    <m:r>
-                      <m:rPr>
-                        <m:sty m:val="p"/>
-                      </m:rPr>
-                      <m:t>=</m:t>
-                    </m:r>
-                    <m:r>
-                      <m:t>a</m:t>
-                    </m:r>
-                    <m:sSub>
-                      <m:e>
-                        <m:r>
-                          <m:t>z</m:t>
-                        </m:r>
-                      </m:e>
-                      <m:sub>
-                        <m:r>
-                          <m:t>n</m:t>
-                        </m:r>
-                      </m:sub>
-                    </m:sSub>
-                    <m:r>
-                      <m:rPr>
-                        <m:sty m:val="p"/>
-                      </m:rPr>
-                      <m:t>+</m:t>
-                    </m:r>
-                    <m:r>
-                      <m:t>b</m:t>
-                    </m:r>
-                  </m:oMath>
                 </w:p>
               </w:tc>
             </w:tr>
@@ -59091,8 +59845,8 @@
     </w:p>
     <w:bookmarkEnd w:id="42"/>
     <w:sectPr>
-      <w:headerReference w:type="default" r:id="rId18"/>
-      <w:footerReference w:type="default" r:id="rId19"/>
+      <w:headerReference w:type="default" r:id="rId19"/>
+      <w:footerReference w:type="default" r:id="rId20"/>
       <w:pgSz w:h="16838" w:w="11906"/>
       <w:pgMar w:bottom="1134" w:left="964" w:right="964" w:top="1134" w:header="454" w:footer="454" w:gutter="0"/>
     </w:sectPr>
@@ -59645,6 +60399,9 @@
     <w:abstractNumId w:val="991"/>
   </w:num>
   <w:num w:numId="1029">
+    <w:abstractNumId w:val="991"/>
+  </w:num>
+  <w:num w:numId="1030">
     <w:abstractNumId w:val="991"/>
   </w:num>
 </w:numbering>
